--- a/output/final-defense/05-测试报告.docx
+++ b/output/final-defense/05-测试报告.docx
@@ -33,7 +33,273 @@
         <w:pStyle w:val="Heading1"/>
       </w:pPr>
       <w:r>
-        <w:t>1. 测试范围</w:t>
+        <w:t>1. 测试目标与环境</w:t>
+      </w:r>
+    </w:p>
+    <w:p>
+      <w:r>
+        <w:t>测试报告结合自动化测试、脚本冒烟、Playwright 演示录制和人工迭代验收记录编写。测试目标不是只验证 happy path，而是覆盖权限边界、流程状态机、附件安全、导出安全和演示可重复性。</w:t>
+      </w:r>
+    </w:p>
+    <w:tbl>
+      <w:tblPr>
+        <w:tblStyle w:val="TableGrid"/>
+        <w:tblW w:type="auto" w:w="0"/>
+        <w:tblLayout w:type="autofit"/>
+        <w:tblLook w:firstColumn="1" w:firstRow="1" w:lastColumn="0" w:lastRow="0" w:noHBand="0" w:noVBand="1" w:val="04A0"/>
+      </w:tblPr>
+      <w:tblGrid>
+        <w:gridCol w:w="4896"/>
+        <w:gridCol w:w="4896"/>
+      </w:tblGrid>
+      <w:tr>
+        <w:tc>
+          <w:tcPr>
+            <w:tcW w:type="dxa" w:w="4896"/>
+            <w:shd w:fill="F2F4F7"/>
+            <w:vAlign w:val="center"/>
+          </w:tcPr>
+          <w:p>
+            <w:r/>
+            <w:r>
+              <w:rPr>
+                <w:b/>
+                <w:sz w:val="18"/>
+              </w:rPr>
+              <w:t>环境项</w:t>
+            </w:r>
+          </w:p>
+        </w:tc>
+        <w:tc>
+          <w:tcPr>
+            <w:tcW w:type="dxa" w:w="4896"/>
+            <w:shd w:fill="F2F4F7"/>
+            <w:vAlign w:val="center"/>
+          </w:tcPr>
+          <w:p>
+            <w:r/>
+            <w:r>
+              <w:rPr>
+                <w:b/>
+                <w:sz w:val="18"/>
+              </w:rPr>
+              <w:t>配置</w:t>
+            </w:r>
+          </w:p>
+        </w:tc>
+      </w:tr>
+      <w:tr>
+        <w:tc>
+          <w:tcPr>
+            <w:tcW w:type="dxa" w:w="4896"/>
+            <w:vAlign w:val="center"/>
+          </w:tcPr>
+          <w:p>
+            <w:r/>
+            <w:r>
+              <w:rPr>
+                <w:b w:val="0"/>
+                <w:sz w:val="18"/>
+              </w:rPr>
+              <w:t>后端单元/集成测试</w:t>
+            </w:r>
+          </w:p>
+        </w:tc>
+        <w:tc>
+          <w:tcPr>
+            <w:tcW w:type="dxa" w:w="4896"/>
+            <w:vAlign w:val="center"/>
+          </w:tcPr>
+          <w:p>
+            <w:r/>
+            <w:r>
+              <w:rPr>
+                <w:b w:val="0"/>
+                <w:sz w:val="18"/>
+              </w:rPr>
+              <w:t>Spring Boot Test + JUnit 5 + MockMvc + H2 functional-test profile</w:t>
+            </w:r>
+          </w:p>
+        </w:tc>
+      </w:tr>
+      <w:tr>
+        <w:tc>
+          <w:tcPr>
+            <w:tcW w:type="dxa" w:w="4896"/>
+            <w:vAlign w:val="center"/>
+          </w:tcPr>
+          <w:p>
+            <w:r/>
+            <w:r>
+              <w:rPr>
+                <w:b w:val="0"/>
+                <w:sz w:val="18"/>
+              </w:rPr>
+              <w:t>前端构建校验</w:t>
+            </w:r>
+          </w:p>
+        </w:tc>
+        <w:tc>
+          <w:tcPr>
+            <w:tcW w:type="dxa" w:w="4896"/>
+            <w:vAlign w:val="center"/>
+          </w:tcPr>
+          <w:p>
+            <w:r/>
+            <w:r>
+              <w:rPr>
+                <w:b w:val="0"/>
+                <w:sz w:val="18"/>
+              </w:rPr>
+              <w:t>Vue 3 + Vite build，校验路由、组件和打包依赖</w:t>
+            </w:r>
+          </w:p>
+        </w:tc>
+      </w:tr>
+      <w:tr>
+        <w:tc>
+          <w:tcPr>
+            <w:tcW w:type="dxa" w:w="4896"/>
+            <w:vAlign w:val="center"/>
+          </w:tcPr>
+          <w:p>
+            <w:r/>
+            <w:r>
+              <w:rPr>
+                <w:b w:val="0"/>
+                <w:sz w:val="18"/>
+              </w:rPr>
+              <w:t>演示环境</w:t>
+            </w:r>
+          </w:p>
+        </w:tc>
+        <w:tc>
+          <w:tcPr>
+            <w:tcW w:type="dxa" w:w="4896"/>
+            <w:vAlign w:val="center"/>
+          </w:tcPr>
+          <w:p>
+            <w:r/>
+            <w:r>
+              <w:rPr>
+                <w:b w:val="0"/>
+                <w:sz w:val="18"/>
+              </w:rPr>
+              <w:t>.\scripts\start-demo.ps1 启动后端 8080 和前端 5173</w:t>
+            </w:r>
+          </w:p>
+        </w:tc>
+      </w:tr>
+      <w:tr>
+        <w:tc>
+          <w:tcPr>
+            <w:tcW w:type="dxa" w:w="4896"/>
+            <w:vAlign w:val="center"/>
+          </w:tcPr>
+          <w:p>
+            <w:r/>
+            <w:r>
+              <w:rPr>
+                <w:b w:val="0"/>
+                <w:sz w:val="18"/>
+              </w:rPr>
+              <w:t>浏览器自动化</w:t>
+            </w:r>
+          </w:p>
+        </w:tc>
+        <w:tc>
+          <w:tcPr>
+            <w:tcW w:type="dxa" w:w="4896"/>
+            <w:vAlign w:val="center"/>
+          </w:tcPr>
+          <w:p>
+            <w:r/>
+            <w:r>
+              <w:rPr>
+                <w:b w:val="0"/>
+                <w:sz w:val="18"/>
+              </w:rPr>
+              <w:t>Playwright 预填充数据、截图和 MP4 录制</w:t>
+            </w:r>
+          </w:p>
+        </w:tc>
+      </w:tr>
+      <w:tr>
+        <w:tc>
+          <w:tcPr>
+            <w:tcW w:type="dxa" w:w="4896"/>
+            <w:vAlign w:val="center"/>
+          </w:tcPr>
+          <w:p>
+            <w:r/>
+            <w:r>
+              <w:rPr>
+                <w:b w:val="0"/>
+                <w:sz w:val="18"/>
+              </w:rPr>
+              <w:t>部署冒烟</w:t>
+            </w:r>
+          </w:p>
+        </w:tc>
+        <w:tc>
+          <w:tcPr>
+            <w:tcW w:type="dxa" w:w="4896"/>
+            <w:vAlign w:val="center"/>
+          </w:tcPr>
+          <w:p>
+            <w:r/>
+            <w:r>
+              <w:rPr>
+                <w:b w:val="0"/>
+                <w:sz w:val="18"/>
+              </w:rPr>
+              <w:t>docker-smoke.ps1 检查前端、后端、Swagger、代理和登录接口</w:t>
+            </w:r>
+          </w:p>
+        </w:tc>
+      </w:tr>
+      <w:tr>
+        <w:tc>
+          <w:tcPr>
+            <w:tcW w:type="dxa" w:w="4896"/>
+            <w:vAlign w:val="center"/>
+          </w:tcPr>
+          <w:p>
+            <w:r/>
+            <w:r>
+              <w:rPr>
+                <w:b w:val="0"/>
+                <w:sz w:val="18"/>
+              </w:rPr>
+              <w:t>状态机预演</w:t>
+            </w:r>
+          </w:p>
+        </w:tc>
+        <w:tc>
+          <w:tcPr>
+            <w:tcW w:type="dxa" w:w="4896"/>
+            <w:vAlign w:val="center"/>
+          </w:tcPr>
+          <w:p>
+            <w:r/>
+            <w:r>
+              <w:rPr>
+                <w:b w:val="0"/>
+                <w:sz w:val="18"/>
+              </w:rPr>
+              <w:t>workflow_sim.py BFS 枚举流程状态，检查死锁、全局卡死和重复待办</w:t>
+            </w:r>
+          </w:p>
+        </w:tc>
+      </w:tr>
+    </w:tbl>
+    <w:p/>
+    <w:p>
+      <w:pPr>
+        <w:pStyle w:val="Heading1"/>
+      </w:pPr>
+      <w:r>
+        <w:t>2. 自动化测试覆盖</w:t>
       </w:r>
     </w:p>
     <w:tbl>
@@ -62,7 +328,7 @@
                 <w:b/>
                 <w:sz w:val="18"/>
               </w:rPr>
-              <w:t>模块</w:t>
+              <w:t>测试类/脚本</w:t>
             </w:r>
           </w:p>
         </w:tc>
@@ -79,7 +345,7 @@
                 <w:b/>
                 <w:sz w:val="18"/>
               </w:rPr>
-              <w:t>用例</w:t>
+              <w:t>覆盖内容</w:t>
             </w:r>
           </w:p>
         </w:tc>
@@ -96,7 +362,7 @@
                 <w:b/>
                 <w:sz w:val="18"/>
               </w:rPr>
-              <w:t>预期</w:t>
+              <w:t>结题说明</w:t>
             </w:r>
           </w:p>
         </w:tc>
@@ -114,7 +380,7 @@
                 <w:b w:val="0"/>
                 <w:sz w:val="18"/>
               </w:rPr>
-              <w:t>认证权限</w:t>
+              <w:t>PermissionIntegrationTest</w:t>
             </w:r>
           </w:p>
         </w:tc>
@@ -130,7 +396,7 @@
                 <w:b w:val="0"/>
                 <w:sz w:val="18"/>
               </w:rPr>
-              <w:t>未登录访问合同接口</w:t>
+              <w:t>登录、角色、权限、未授权访问、管理员保护、权限矩阵</w:t>
             </w:r>
           </w:p>
         </w:tc>
@@ -146,7 +412,7 @@
                 <w:b w:val="0"/>
                 <w:sz w:val="18"/>
               </w:rPr>
-              <w:t>返回 401</w:t>
+              <w:t>证明 JWT + RBAC + @RequirePermission 的接口级边界</w:t>
             </w:r>
           </w:p>
         </w:tc>
@@ -164,7 +430,7 @@
                 <w:b w:val="0"/>
                 <w:sz w:val="18"/>
               </w:rPr>
-              <w:t>认证权限</w:t>
+              <w:t>BoundaryIntegrationTest</w:t>
             </w:r>
           </w:p>
         </w:tc>
@@ -180,7 +446,7 @@
                 <w:b w:val="0"/>
                 <w:sz w:val="18"/>
               </w:rPr>
-              <w:t>无权限用户访问系统管理</w:t>
+              <w:t>异常输入、越权、状态前置条件、删除/取消边界、附件限制</w:t>
             </w:r>
           </w:p>
         </w:tc>
@@ -196,7 +462,7 @@
                 <w:b w:val="0"/>
                 <w:sz w:val="18"/>
               </w:rPr>
-              <w:t>返回 403</w:t>
+              <w:t>覆盖人工演示中容易漏掉的错误分支</w:t>
             </w:r>
           </w:p>
         </w:tc>
@@ -214,7 +480,7 @@
                 <w:b w:val="0"/>
                 <w:sz w:val="18"/>
               </w:rPr>
-              <w:t>客户管理</w:t>
+              <w:t>ContractWorkflowTraversalIntegrationTest</w:t>
             </w:r>
           </w:p>
         </w:tc>
@@ -230,7 +496,7 @@
                 <w:b w:val="0"/>
                 <w:sz w:val="18"/>
               </w:rPr>
-              <w:t>删除被合同引用客户</w:t>
+              <w:t>起草、分配、会签、定稿、审批、签订、打回、恢复、撤回</w:t>
             </w:r>
           </w:p>
         </w:tc>
@@ -246,7 +512,7 @@
                 <w:b w:val="0"/>
                 <w:sz w:val="18"/>
               </w:rPr>
-              <w:t>阻止删除并提示</w:t>
+              <w:t>验证主流程和回退模型在多轮任务下可闭环</w:t>
             </w:r>
           </w:p>
         </w:tc>
@@ -264,7 +530,7 @@
                 <w:b w:val="0"/>
                 <w:sz w:val="18"/>
               </w:rPr>
-              <w:t>合同流程</w:t>
+              <w:t>ContractQueryServiceTest</w:t>
             </w:r>
           </w:p>
         </w:tc>
@@ -280,7 +546,7 @@
                 <w:b w:val="0"/>
                 <w:sz w:val="18"/>
               </w:rPr>
-              <w:t>起草-分配-会签-定稿-审批-签订</w:t>
+              <w:t>合同列表、详情、查询过滤、可见性</w:t>
             </w:r>
           </w:p>
         </w:tc>
@@ -296,7 +562,7 @@
                 <w:b w:val="0"/>
                 <w:sz w:val="18"/>
               </w:rPr>
-              <w:t>状态最终为 SIGNED</w:t>
+              <w:t>验证查询统计入口不会越权展示数据</w:t>
             </w:r>
           </w:p>
         </w:tc>
@@ -314,7 +580,7 @@
                 <w:b w:val="0"/>
                 <w:sz w:val="18"/>
               </w:rPr>
-              <w:t>回退流程</w:t>
+              <w:t>StatisticsAuditExportIntegrationTest</w:t>
             </w:r>
           </w:p>
         </w:tc>
@@ -330,7 +596,7 @@
                 <w:b w:val="0"/>
                 <w:sz w:val="18"/>
               </w:rPr>
-              <w:t>审批打回到起草后恢复新轮</w:t>
+              <w:t>状态统计、月度统计、日志记录、合同/日志 CSV 导出</w:t>
             </w:r>
           </w:p>
         </w:tc>
@@ -346,7 +612,7 @@
                 <w:b w:val="0"/>
                 <w:sz w:val="18"/>
               </w:rPr>
-              <w:t>历史轮次保留，新轮可继续签订</w:t>
+              <w:t>覆盖结题新增的查询统计和审计导出</w:t>
             </w:r>
           </w:p>
         </w:tc>
@@ -364,7 +630,7 @@
                 <w:b w:val="0"/>
                 <w:sz w:val="18"/>
               </w:rPr>
-              <w:t>附件上传</w:t>
+              <w:t>CsvEscaperTest</w:t>
             </w:r>
           </w:p>
         </w:tc>
@@ -380,7 +646,7 @@
                 <w:b w:val="0"/>
                 <w:sz w:val="18"/>
               </w:rPr>
-              <w:t>分片上传并合并</w:t>
+              <w:t>CSV 逗号、引号、换行、公式注入前缀</w:t>
             </w:r>
           </w:p>
         </w:tc>
@@ -396,7 +662,7 @@
                 <w:b w:val="0"/>
                 <w:sz w:val="18"/>
               </w:rPr>
-              <w:t>附件列表出现上传文件</w:t>
+              <w:t>验证导出文件不会被 Excel 公式注入利用</w:t>
             </w:r>
           </w:p>
         </w:tc>
@@ -414,7 +680,7 @@
                 <w:b w:val="0"/>
                 <w:sz w:val="18"/>
               </w:rPr>
-              <w:t>模板管理</w:t>
+              <w:t>CacheSerializationTest</w:t>
             </w:r>
           </w:p>
         </w:tc>
@@ -430,7 +696,7 @@
                 <w:b w:val="0"/>
                 <w:sz w:val="18"/>
               </w:rPr>
-              <w:t>上传、启停、下载模板</w:t>
+              <w:t>统计缓存对象序列化与反序列化</w:t>
             </w:r>
           </w:p>
         </w:tc>
@@ -446,7 +712,7 @@
                 <w:b w:val="0"/>
                 <w:sz w:val="18"/>
               </w:rPr>
-              <w:t>按权限可见和操作</w:t>
+              <w:t>验证 Redis 可选缓存不会破坏统计结构</w:t>
             </w:r>
           </w:p>
         </w:tc>
@@ -464,7 +730,7 @@
                 <w:b w:val="0"/>
                 <w:sz w:val="18"/>
               </w:rPr>
-              <w:t>日志导出</w:t>
+              <w:t>DemoDataInitializerIntegrationTest</w:t>
             </w:r>
           </w:p>
         </w:tc>
@@ -480,7 +746,7 @@
                 <w:b w:val="0"/>
                 <w:sz w:val="18"/>
               </w:rPr>
-              <w:t>导出 CSV</w:t>
+              <w:t>演示数据填充和普通启动清理</w:t>
             </w:r>
           </w:p>
         </w:tc>
@@ -496,7 +762,157 @@
                 <w:b w:val="0"/>
                 <w:sz w:val="18"/>
               </w:rPr>
-              <w:t>UTF-8 CSV 且字段转义</w:t>
+              <w:t>保证演示环境可重复启动，不污染普通运行</w:t>
+            </w:r>
+          </w:p>
+        </w:tc>
+      </w:tr>
+      <w:tr>
+        <w:tc>
+          <w:tcPr>
+            <w:tcW w:type="dxa" w:w="3264"/>
+            <w:vAlign w:val="center"/>
+          </w:tcPr>
+          <w:p>
+            <w:r/>
+            <w:r>
+              <w:rPr>
+                <w:b w:val="0"/>
+                <w:sz w:val="18"/>
+              </w:rPr>
+              <w:t>smoke-pr2.ps1</w:t>
+            </w:r>
+          </w:p>
+        </w:tc>
+        <w:tc>
+          <w:tcPr>
+            <w:tcW w:type="dxa" w:w="3264"/>
+            <w:vAlign w:val="center"/>
+          </w:tcPr>
+          <w:p>
+            <w:r/>
+            <w:r>
+              <w:rPr>
+                <w:b w:val="0"/>
+                <w:sz w:val="18"/>
+              </w:rPr>
+              <w:t>认证、权限、客户、合同主流程基础冒烟</w:t>
+            </w:r>
+          </w:p>
+        </w:tc>
+        <w:tc>
+          <w:tcPr>
+            <w:tcW w:type="dxa" w:w="3264"/>
+            <w:vAlign w:val="center"/>
+          </w:tcPr>
+          <w:p>
+            <w:r/>
+            <w:r>
+              <w:rPr>
+                <w:b w:val="0"/>
+                <w:sz w:val="18"/>
+              </w:rPr>
+              <w:t>中期后用于快速确认核心 API 可用</w:t>
+            </w:r>
+          </w:p>
+        </w:tc>
+      </w:tr>
+      <w:tr>
+        <w:tc>
+          <w:tcPr>
+            <w:tcW w:type="dxa" w:w="3264"/>
+            <w:vAlign w:val="center"/>
+          </w:tcPr>
+          <w:p>
+            <w:r/>
+            <w:r>
+              <w:rPr>
+                <w:b w:val="0"/>
+                <w:sz w:val="18"/>
+              </w:rPr>
+              <w:t>docker-smoke.ps1</w:t>
+            </w:r>
+          </w:p>
+        </w:tc>
+        <w:tc>
+          <w:tcPr>
+            <w:tcW w:type="dxa" w:w="3264"/>
+            <w:vAlign w:val="center"/>
+          </w:tcPr>
+          <w:p>
+            <w:r/>
+            <w:r>
+              <w:rPr>
+                <w:b w:val="0"/>
+                <w:sz w:val="18"/>
+              </w:rPr>
+              <w:t>Docker 前后端连通、Swagger、代理和登录</w:t>
+            </w:r>
+          </w:p>
+        </w:tc>
+        <w:tc>
+          <w:tcPr>
+            <w:tcW w:type="dxa" w:w="3264"/>
+            <w:vAlign w:val="center"/>
+          </w:tcPr>
+          <w:p>
+            <w:r/>
+            <w:r>
+              <w:rPr>
+                <w:b w:val="0"/>
+                <w:sz w:val="18"/>
+              </w:rPr>
+              <w:t>验证部署环境不是只在本机 Maven 下可运行</w:t>
+            </w:r>
+          </w:p>
+        </w:tc>
+      </w:tr>
+      <w:tr>
+        <w:tc>
+          <w:tcPr>
+            <w:tcW w:type="dxa" w:w="3264"/>
+            <w:vAlign w:val="center"/>
+          </w:tcPr>
+          <w:p>
+            <w:r/>
+            <w:r>
+              <w:rPr>
+                <w:b w:val="0"/>
+                <w:sz w:val="18"/>
+              </w:rPr>
+              <w:t>final-demo-record.mjs / manual-screenshots.mjs</w:t>
+            </w:r>
+          </w:p>
+        </w:tc>
+        <w:tc>
+          <w:tcPr>
+            <w:tcW w:type="dxa" w:w="3264"/>
+            <w:vAlign w:val="center"/>
+          </w:tcPr>
+          <w:p>
+            <w:r/>
+            <w:r>
+              <w:rPr>
+                <w:b w:val="0"/>
+                <w:sz w:val="18"/>
+              </w:rPr>
+              <w:t>Playwright 录制和截图：模板、起草、附件、回退、统计、日志</w:t>
+            </w:r>
+          </w:p>
+        </w:tc>
+        <w:tc>
+          <w:tcPr>
+            <w:tcW w:type="dxa" w:w="3264"/>
+            <w:vAlign w:val="center"/>
+          </w:tcPr>
+          <w:p>
+            <w:r/>
+            <w:r>
+              <w:rPr>
+                <w:b w:val="0"/>
+                <w:sz w:val="18"/>
+              </w:rPr>
+              <w:t>用于结题答辩视频和手册插图，确保演示数据可重复生成</w:t>
             </w:r>
           </w:p>
         </w:tc>
@@ -508,7 +924,2266 @@
         <w:pStyle w:val="Heading1"/>
       </w:pPr>
       <w:r>
-        <w:t>2. 自动化验证</w:t>
+        <w:t>3. 功能模块测试用例</w:t>
+      </w:r>
+    </w:p>
+    <w:tbl>
+      <w:tblPr>
+        <w:tblStyle w:val="TableGrid"/>
+        <w:tblW w:type="auto" w:w="0"/>
+        <w:tblLayout w:type="autofit"/>
+        <w:tblLook w:firstColumn="1" w:firstRow="1" w:lastColumn="0" w:lastRow="0" w:noHBand="0" w:noVBand="1" w:val="04A0"/>
+      </w:tblPr>
+      <w:tblGrid>
+        <w:gridCol w:w="2448"/>
+        <w:gridCol w:w="2448"/>
+        <w:gridCol w:w="2448"/>
+        <w:gridCol w:w="2448"/>
+      </w:tblGrid>
+      <w:tr>
+        <w:tc>
+          <w:tcPr>
+            <w:tcW w:type="dxa" w:w="2448"/>
+            <w:shd w:fill="F2F4F7"/>
+            <w:vAlign w:val="center"/>
+          </w:tcPr>
+          <w:p>
+            <w:r/>
+            <w:r>
+              <w:rPr>
+                <w:b/>
+                <w:sz w:val="18"/>
+              </w:rPr>
+              <w:t>编号</w:t>
+            </w:r>
+          </w:p>
+        </w:tc>
+        <w:tc>
+          <w:tcPr>
+            <w:tcW w:type="dxa" w:w="2448"/>
+            <w:shd w:fill="F2F4F7"/>
+            <w:vAlign w:val="center"/>
+          </w:tcPr>
+          <w:p>
+            <w:r/>
+            <w:r>
+              <w:rPr>
+                <w:b/>
+                <w:sz w:val="18"/>
+              </w:rPr>
+              <w:t>模块</w:t>
+            </w:r>
+          </w:p>
+        </w:tc>
+        <w:tc>
+          <w:tcPr>
+            <w:tcW w:type="dxa" w:w="2448"/>
+            <w:shd w:fill="F2F4F7"/>
+            <w:vAlign w:val="center"/>
+          </w:tcPr>
+          <w:p>
+            <w:r/>
+            <w:r>
+              <w:rPr>
+                <w:b/>
+                <w:sz w:val="18"/>
+              </w:rPr>
+              <w:t>测试步骤</w:t>
+            </w:r>
+          </w:p>
+        </w:tc>
+        <w:tc>
+          <w:tcPr>
+            <w:tcW w:type="dxa" w:w="2448"/>
+            <w:shd w:fill="F2F4F7"/>
+            <w:vAlign w:val="center"/>
+          </w:tcPr>
+          <w:p>
+            <w:r/>
+            <w:r>
+              <w:rPr>
+                <w:b/>
+                <w:sz w:val="18"/>
+              </w:rPr>
+              <w:t>预期结果</w:t>
+            </w:r>
+          </w:p>
+        </w:tc>
+      </w:tr>
+      <w:tr>
+        <w:tc>
+          <w:tcPr>
+            <w:tcW w:type="dxa" w:w="2448"/>
+            <w:vAlign w:val="center"/>
+          </w:tcPr>
+          <w:p>
+            <w:r/>
+            <w:r>
+              <w:rPr>
+                <w:b w:val="0"/>
+                <w:sz w:val="18"/>
+              </w:rPr>
+              <w:t>TC-01</w:t>
+            </w:r>
+          </w:p>
+        </w:tc>
+        <w:tc>
+          <w:tcPr>
+            <w:tcW w:type="dxa" w:w="2448"/>
+            <w:vAlign w:val="center"/>
+          </w:tcPr>
+          <w:p>
+            <w:r/>
+            <w:r>
+              <w:rPr>
+                <w:b w:val="0"/>
+                <w:sz w:val="18"/>
+              </w:rPr>
+              <w:t>登录认证</w:t>
+            </w:r>
+          </w:p>
+        </w:tc>
+        <w:tc>
+          <w:tcPr>
+            <w:tcW w:type="dxa" w:w="2448"/>
+            <w:vAlign w:val="center"/>
+          </w:tcPr>
+          <w:p>
+            <w:r/>
+            <w:r>
+              <w:rPr>
+                <w:b w:val="0"/>
+                <w:sz w:val="18"/>
+              </w:rPr>
+              <w:t>未登录访问 /contracts，再登录 admin/123456</w:t>
+            </w:r>
+          </w:p>
+        </w:tc>
+        <w:tc>
+          <w:tcPr>
+            <w:tcW w:type="dxa" w:w="2448"/>
+            <w:vAlign w:val="center"/>
+          </w:tcPr>
+          <w:p>
+            <w:r/>
+            <w:r>
+              <w:rPr>
+                <w:b w:val="0"/>
+                <w:sz w:val="18"/>
+              </w:rPr>
+              <w:t>未登录返回 401 或跳转登录；登录成功后进入工作台</w:t>
+            </w:r>
+          </w:p>
+        </w:tc>
+      </w:tr>
+      <w:tr>
+        <w:tc>
+          <w:tcPr>
+            <w:tcW w:type="dxa" w:w="2448"/>
+            <w:vAlign w:val="center"/>
+          </w:tcPr>
+          <w:p>
+            <w:r/>
+            <w:r>
+              <w:rPr>
+                <w:b w:val="0"/>
+                <w:sz w:val="18"/>
+              </w:rPr>
+              <w:t>TC-02</w:t>
+            </w:r>
+          </w:p>
+        </w:tc>
+        <w:tc>
+          <w:tcPr>
+            <w:tcW w:type="dxa" w:w="2448"/>
+            <w:vAlign w:val="center"/>
+          </w:tcPr>
+          <w:p>
+            <w:r/>
+            <w:r>
+              <w:rPr>
+                <w:b w:val="0"/>
+                <w:sz w:val="18"/>
+              </w:rPr>
+              <w:t>权限控制</w:t>
+            </w:r>
+          </w:p>
+        </w:tc>
+        <w:tc>
+          <w:tcPr>
+            <w:tcW w:type="dxa" w:w="2448"/>
+            <w:vAlign w:val="center"/>
+          </w:tcPr>
+          <w:p>
+            <w:r/>
+            <w:r>
+              <w:rPr>
+                <w:b w:val="0"/>
+                <w:sz w:val="18"/>
+              </w:rPr>
+              <w:t>普通操作员直接访问用户管理或调用管理接口</w:t>
+            </w:r>
+          </w:p>
+        </w:tc>
+        <w:tc>
+          <w:tcPr>
+            <w:tcW w:type="dxa" w:w="2448"/>
+            <w:vAlign w:val="center"/>
+          </w:tcPr>
+          <w:p>
+            <w:r/>
+            <w:r>
+              <w:rPr>
+                <w:b w:val="0"/>
+                <w:sz w:val="18"/>
+              </w:rPr>
+              <w:t>前端无菜单，后端返回 403</w:t>
+            </w:r>
+          </w:p>
+        </w:tc>
+      </w:tr>
+      <w:tr>
+        <w:tc>
+          <w:tcPr>
+            <w:tcW w:type="dxa" w:w="2448"/>
+            <w:vAlign w:val="center"/>
+          </w:tcPr>
+          <w:p>
+            <w:r/>
+            <w:r>
+              <w:rPr>
+                <w:b w:val="0"/>
+                <w:sz w:val="18"/>
+              </w:rPr>
+              <w:t>TC-03</w:t>
+            </w:r>
+          </w:p>
+        </w:tc>
+        <w:tc>
+          <w:tcPr>
+            <w:tcW w:type="dxa" w:w="2448"/>
+            <w:vAlign w:val="center"/>
+          </w:tcPr>
+          <w:p>
+            <w:r/>
+            <w:r>
+              <w:rPr>
+                <w:b w:val="0"/>
+                <w:sz w:val="18"/>
+              </w:rPr>
+              <w:t>客户管理</w:t>
+            </w:r>
+          </w:p>
+        </w:tc>
+        <w:tc>
+          <w:tcPr>
+            <w:tcW w:type="dxa" w:w="2448"/>
+            <w:vAlign w:val="center"/>
+          </w:tcPr>
+          <w:p>
+            <w:r/>
+            <w:r>
+              <w:rPr>
+                <w:b w:val="0"/>
+                <w:sz w:val="18"/>
+              </w:rPr>
+              <w:t>新增客户、编辑客户、尝试删除已被合同引用客户</w:t>
+            </w:r>
+          </w:p>
+        </w:tc>
+        <w:tc>
+          <w:tcPr>
+            <w:tcW w:type="dxa" w:w="2448"/>
+            <w:vAlign w:val="center"/>
+          </w:tcPr>
+          <w:p>
+            <w:r/>
+            <w:r>
+              <w:rPr>
+                <w:b w:val="0"/>
+                <w:sz w:val="18"/>
+              </w:rPr>
+              <w:t>新增编辑成功；被引用客户删除被阻止</w:t>
+            </w:r>
+          </w:p>
+        </w:tc>
+      </w:tr>
+      <w:tr>
+        <w:tc>
+          <w:tcPr>
+            <w:tcW w:type="dxa" w:w="2448"/>
+            <w:vAlign w:val="center"/>
+          </w:tcPr>
+          <w:p>
+            <w:r/>
+            <w:r>
+              <w:rPr>
+                <w:b w:val="0"/>
+                <w:sz w:val="18"/>
+              </w:rPr>
+              <w:t>TC-04</w:t>
+            </w:r>
+          </w:p>
+        </w:tc>
+        <w:tc>
+          <w:tcPr>
+            <w:tcW w:type="dxa" w:w="2448"/>
+            <w:vAlign w:val="center"/>
+          </w:tcPr>
+          <w:p>
+            <w:r/>
+            <w:r>
+              <w:rPr>
+                <w:b w:val="0"/>
+                <w:sz w:val="18"/>
+              </w:rPr>
+              <w:t>模板管理</w:t>
+            </w:r>
+          </w:p>
+        </w:tc>
+        <w:tc>
+          <w:tcPr>
+            <w:tcW w:type="dxa" w:w="2448"/>
+            <w:vAlign w:val="center"/>
+          </w:tcPr>
+          <w:p>
+            <w:r/>
+            <w:r>
+              <w:rPr>
+                <w:b w:val="0"/>
+                <w:sz w:val="18"/>
+              </w:rPr>
+              <w:t>管理员上传 PDF 模板、设置 ROLE_OPERATOR 可见、停用后用起草人查看</w:t>
+            </w:r>
+          </w:p>
+        </w:tc>
+        <w:tc>
+          <w:tcPr>
+            <w:tcW w:type="dxa" w:w="2448"/>
+            <w:vAlign w:val="center"/>
+          </w:tcPr>
+          <w:p>
+            <w:r/>
+            <w:r>
+              <w:rPr>
+                <w:b w:val="0"/>
+                <w:sz w:val="18"/>
+              </w:rPr>
+              <w:t>上传成功；停用后起草人不可见；启用后恢复可见</w:t>
+            </w:r>
+          </w:p>
+        </w:tc>
+      </w:tr>
+      <w:tr>
+        <w:tc>
+          <w:tcPr>
+            <w:tcW w:type="dxa" w:w="2448"/>
+            <w:vAlign w:val="center"/>
+          </w:tcPr>
+          <w:p>
+            <w:r/>
+            <w:r>
+              <w:rPr>
+                <w:b w:val="0"/>
+                <w:sz w:val="18"/>
+              </w:rPr>
+              <w:t>TC-05</w:t>
+            </w:r>
+          </w:p>
+        </w:tc>
+        <w:tc>
+          <w:tcPr>
+            <w:tcW w:type="dxa" w:w="2448"/>
+            <w:vAlign w:val="center"/>
+          </w:tcPr>
+          <w:p>
+            <w:r/>
+            <w:r>
+              <w:rPr>
+                <w:b w:val="0"/>
+                <w:sz w:val="18"/>
+              </w:rPr>
+              <w:t>合同起草</w:t>
+            </w:r>
+          </w:p>
+        </w:tc>
+        <w:tc>
+          <w:tcPr>
+            <w:tcW w:type="dxa" w:w="2448"/>
+            <w:vAlign w:val="center"/>
+          </w:tcPr>
+          <w:p>
+            <w:r/>
+            <w:r>
+              <w:rPr>
+                <w:b w:val="0"/>
+                <w:sz w:val="18"/>
+              </w:rPr>
+              <w:t>起草合同并选择客户、日期、内容和附件</w:t>
+            </w:r>
+          </w:p>
+        </w:tc>
+        <w:tc>
+          <w:tcPr>
+            <w:tcW w:type="dxa" w:w="2448"/>
+            <w:vAlign w:val="center"/>
+          </w:tcPr>
+          <w:p>
+            <w:r/>
+            <w:r>
+              <w:rPr>
+                <w:b w:val="0"/>
+                <w:sz w:val="18"/>
+              </w:rPr>
+              <w:t>生成合同编号、V1 版本、状态历史和分配待办</w:t>
+            </w:r>
+          </w:p>
+        </w:tc>
+      </w:tr>
+      <w:tr>
+        <w:tc>
+          <w:tcPr>
+            <w:tcW w:type="dxa" w:w="2448"/>
+            <w:vAlign w:val="center"/>
+          </w:tcPr>
+          <w:p>
+            <w:r/>
+            <w:r>
+              <w:rPr>
+                <w:b w:val="0"/>
+                <w:sz w:val="18"/>
+              </w:rPr>
+              <w:t>TC-06</w:t>
+            </w:r>
+          </w:p>
+        </w:tc>
+        <w:tc>
+          <w:tcPr>
+            <w:tcW w:type="dxa" w:w="2448"/>
+            <w:vAlign w:val="center"/>
+          </w:tcPr>
+          <w:p>
+            <w:r/>
+            <w:r>
+              <w:rPr>
+                <w:b w:val="0"/>
+                <w:sz w:val="18"/>
+              </w:rPr>
+              <w:t>分片续传</w:t>
+            </w:r>
+          </w:p>
+        </w:tc>
+        <w:tc>
+          <w:tcPr>
+            <w:tcW w:type="dxa" w:w="2448"/>
+            <w:vAlign w:val="center"/>
+          </w:tcPr>
+          <w:p>
+            <w:r/>
+            <w:r>
+              <w:rPr>
+                <w:b w:val="0"/>
+                <w:sz w:val="18"/>
+              </w:rPr>
+              <w:t>创建上传会话，上传部分分片后查询 uploadedChunks，再补传并 complete</w:t>
+            </w:r>
+          </w:p>
+        </w:tc>
+        <w:tc>
+          <w:tcPr>
+            <w:tcW w:type="dxa" w:w="2448"/>
+            <w:vAlign w:val="center"/>
+          </w:tcPr>
+          <w:p>
+            <w:r/>
+            <w:r>
+              <w:rPr>
+                <w:b w:val="0"/>
+                <w:sz w:val="18"/>
+              </w:rPr>
+              <w:t>缺失分片可续传；合并后附件列表出现文件</w:t>
+            </w:r>
+          </w:p>
+        </w:tc>
+      </w:tr>
+      <w:tr>
+        <w:tc>
+          <w:tcPr>
+            <w:tcW w:type="dxa" w:w="2448"/>
+            <w:vAlign w:val="center"/>
+          </w:tcPr>
+          <w:p>
+            <w:r/>
+            <w:r>
+              <w:rPr>
+                <w:b w:val="0"/>
+                <w:sz w:val="18"/>
+              </w:rPr>
+              <w:t>TC-07</w:t>
+            </w:r>
+          </w:p>
+        </w:tc>
+        <w:tc>
+          <w:tcPr>
+            <w:tcW w:type="dxa" w:w="2448"/>
+            <w:vAlign w:val="center"/>
+          </w:tcPr>
+          <w:p>
+            <w:r/>
+            <w:r>
+              <w:rPr>
+                <w:b w:val="0"/>
+                <w:sz w:val="18"/>
+              </w:rPr>
+              <w:t>文件安全</w:t>
+            </w:r>
+          </w:p>
+        </w:tc>
+        <w:tc>
+          <w:tcPr>
+            <w:tcW w:type="dxa" w:w="2448"/>
+            <w:vAlign w:val="center"/>
+          </w:tcPr>
+          <w:p>
+            <w:r/>
+            <w:r>
+              <w:rPr>
+                <w:b w:val="0"/>
+                <w:sz w:val="18"/>
+              </w:rPr>
+              <w:t>上传扩展名为 PDF 但内容不以 %PDF 开头的文件</w:t>
+            </w:r>
+          </w:p>
+        </w:tc>
+        <w:tc>
+          <w:tcPr>
+            <w:tcW w:type="dxa" w:w="2448"/>
+            <w:vAlign w:val="center"/>
+          </w:tcPr>
+          <w:p>
+            <w:r/>
+            <w:r>
+              <w:rPr>
+                <w:b w:val="0"/>
+                <w:sz w:val="18"/>
+              </w:rPr>
+              <w:t>后端拒绝并提示文件内容与扩展名不匹配</w:t>
+            </w:r>
+          </w:p>
+        </w:tc>
+      </w:tr>
+      <w:tr>
+        <w:tc>
+          <w:tcPr>
+            <w:tcW w:type="dxa" w:w="2448"/>
+            <w:vAlign w:val="center"/>
+          </w:tcPr>
+          <w:p>
+            <w:r/>
+            <w:r>
+              <w:rPr>
+                <w:b w:val="0"/>
+                <w:sz w:val="18"/>
+              </w:rPr>
+              <w:t>TC-08</w:t>
+            </w:r>
+          </w:p>
+        </w:tc>
+        <w:tc>
+          <w:tcPr>
+            <w:tcW w:type="dxa" w:w="2448"/>
+            <w:vAlign w:val="center"/>
+          </w:tcPr>
+          <w:p>
+            <w:r/>
+            <w:r>
+              <w:rPr>
+                <w:b w:val="0"/>
+                <w:sz w:val="18"/>
+              </w:rPr>
+              <w:t>分配人员</w:t>
+            </w:r>
+          </w:p>
+        </w:tc>
+        <w:tc>
+          <w:tcPr>
+            <w:tcW w:type="dxa" w:w="2448"/>
+            <w:vAlign w:val="center"/>
+          </w:tcPr>
+          <w:p>
+            <w:r/>
+            <w:r>
+              <w:rPr>
+                <w:b w:val="0"/>
+                <w:sz w:val="18"/>
+              </w:rPr>
+              <w:t>合同管理员分配会签、审批、签订人员</w:t>
+            </w:r>
+          </w:p>
+        </w:tc>
+        <w:tc>
+          <w:tcPr>
+            <w:tcW w:type="dxa" w:w="2448"/>
+            <w:vAlign w:val="center"/>
+          </w:tcPr>
+          <w:p>
+            <w:r/>
+            <w:r>
+              <w:rPr>
+                <w:b w:val="0"/>
+                <w:sz w:val="18"/>
+              </w:rPr>
+              <w:t>候选人按权限过滤；提交后合同进入 ASSIGNED</w:t>
+            </w:r>
+          </w:p>
+        </w:tc>
+      </w:tr>
+      <w:tr>
+        <w:tc>
+          <w:tcPr>
+            <w:tcW w:type="dxa" w:w="2448"/>
+            <w:vAlign w:val="center"/>
+          </w:tcPr>
+          <w:p>
+            <w:r/>
+            <w:r>
+              <w:rPr>
+                <w:b w:val="0"/>
+                <w:sz w:val="18"/>
+              </w:rPr>
+              <w:t>TC-09</w:t>
+            </w:r>
+          </w:p>
+        </w:tc>
+        <w:tc>
+          <w:tcPr>
+            <w:tcW w:type="dxa" w:w="2448"/>
+            <w:vAlign w:val="center"/>
+          </w:tcPr>
+          <w:p>
+            <w:r/>
+            <w:r>
+              <w:rPr>
+                <w:b w:val="0"/>
+                <w:sz w:val="18"/>
+              </w:rPr>
+              <w:t>会签定稿</w:t>
+            </w:r>
+          </w:p>
+        </w:tc>
+        <w:tc>
+          <w:tcPr>
+            <w:tcW w:type="dxa" w:w="2448"/>
+            <w:vAlign w:val="center"/>
+          </w:tcPr>
+          <w:p>
+            <w:r/>
+            <w:r>
+              <w:rPr>
+                <w:b w:val="0"/>
+                <w:sz w:val="18"/>
+              </w:rPr>
+              <w:t>会签人提交意见，起草人提交定稿</w:t>
+            </w:r>
+          </w:p>
+        </w:tc>
+        <w:tc>
+          <w:tcPr>
+            <w:tcW w:type="dxa" w:w="2448"/>
+            <w:vAlign w:val="center"/>
+          </w:tcPr>
+          <w:p>
+            <w:r/>
+            <w:r>
+              <w:rPr>
+                <w:b w:val="0"/>
+                <w:sz w:val="18"/>
+              </w:rPr>
+              <w:t>会签任务 DONE，合同进入 COUNTERSIGNED；定稿后进入 FINALIZED 并记录版本</w:t>
+            </w:r>
+          </w:p>
+        </w:tc>
+      </w:tr>
+      <w:tr>
+        <w:tc>
+          <w:tcPr>
+            <w:tcW w:type="dxa" w:w="2448"/>
+            <w:vAlign w:val="center"/>
+          </w:tcPr>
+          <w:p>
+            <w:r/>
+            <w:r>
+              <w:rPr>
+                <w:b w:val="0"/>
+                <w:sz w:val="18"/>
+              </w:rPr>
+              <w:t>TC-10</w:t>
+            </w:r>
+          </w:p>
+        </w:tc>
+        <w:tc>
+          <w:tcPr>
+            <w:tcW w:type="dxa" w:w="2448"/>
+            <w:vAlign w:val="center"/>
+          </w:tcPr>
+          <w:p>
+            <w:r/>
+            <w:r>
+              <w:rPr>
+                <w:b w:val="0"/>
+                <w:sz w:val="18"/>
+              </w:rPr>
+              <w:t>审批打回</w:t>
+            </w:r>
+          </w:p>
+        </w:tc>
+        <w:tc>
+          <w:tcPr>
+            <w:tcW w:type="dxa" w:w="2448"/>
+            <w:vAlign w:val="center"/>
+          </w:tcPr>
+          <w:p>
+            <w:r/>
+            <w:r>
+              <w:rPr>
+                <w:b w:val="0"/>
+                <w:sz w:val="18"/>
+              </w:rPr>
+              <w:t>审批人选择打回到重新定稿并填写原因</w:t>
+            </w:r>
+          </w:p>
+        </w:tc>
+        <w:tc>
+          <w:tcPr>
+            <w:tcW w:type="dxa" w:w="2448"/>
+            <w:vAlign w:val="center"/>
+          </w:tcPr>
+          <w:p>
+            <w:r/>
+            <w:r>
+              <w:rPr>
+                <w:b w:val="0"/>
+                <w:sz w:val="18"/>
+              </w:rPr>
+              <w:t>合同进入 RETURNED，returnTargetStage=FINALIZE，起草人收到修改待办</w:t>
+            </w:r>
+          </w:p>
+        </w:tc>
+      </w:tr>
+      <w:tr>
+        <w:tc>
+          <w:tcPr>
+            <w:tcW w:type="dxa" w:w="2448"/>
+            <w:vAlign w:val="center"/>
+          </w:tcPr>
+          <w:p>
+            <w:r/>
+            <w:r>
+              <w:rPr>
+                <w:b w:val="0"/>
+                <w:sz w:val="18"/>
+              </w:rPr>
+              <w:t>TC-11</w:t>
+            </w:r>
+          </w:p>
+        </w:tc>
+        <w:tc>
+          <w:tcPr>
+            <w:tcW w:type="dxa" w:w="2448"/>
+            <w:vAlign w:val="center"/>
+          </w:tcPr>
+          <w:p>
+            <w:r/>
+            <w:r>
+              <w:rPr>
+                <w:b w:val="0"/>
+                <w:sz w:val="18"/>
+              </w:rPr>
+              <w:t>恢复新轮</w:t>
+            </w:r>
+          </w:p>
+        </w:tc>
+        <w:tc>
+          <w:tcPr>
+            <w:tcW w:type="dxa" w:w="2448"/>
+            <w:vAlign w:val="center"/>
+          </w:tcPr>
+          <w:p>
+            <w:r/>
+            <w:r>
+              <w:rPr>
+                <w:b w:val="0"/>
+                <w:sz w:val="18"/>
+              </w:rPr>
+              <w:t>起草人处理打回后点击恢复流程</w:t>
+            </w:r>
+          </w:p>
+        </w:tc>
+        <w:tc>
+          <w:tcPr>
+            <w:tcW w:type="dxa" w:w="2448"/>
+            <w:vAlign w:val="center"/>
+          </w:tcPr>
+          <w:p>
+            <w:r/>
+            <w:r>
+              <w:rPr>
+                <w:b w:val="0"/>
+                <w:sz w:val="18"/>
+              </w:rPr>
+              <w:t>currentRound 递增；旧轮保留；新轮生成当前任务</w:t>
+            </w:r>
+          </w:p>
+        </w:tc>
+      </w:tr>
+      <w:tr>
+        <w:tc>
+          <w:tcPr>
+            <w:tcW w:type="dxa" w:w="2448"/>
+            <w:vAlign w:val="center"/>
+          </w:tcPr>
+          <w:p>
+            <w:r/>
+            <w:r>
+              <w:rPr>
+                <w:b w:val="0"/>
+                <w:sz w:val="18"/>
+              </w:rPr>
+              <w:t>TC-12</w:t>
+            </w:r>
+          </w:p>
+        </w:tc>
+        <w:tc>
+          <w:tcPr>
+            <w:tcW w:type="dxa" w:w="2448"/>
+            <w:vAlign w:val="center"/>
+          </w:tcPr>
+          <w:p>
+            <w:r/>
+            <w:r>
+              <w:rPr>
+                <w:b w:val="0"/>
+                <w:sz w:val="18"/>
+              </w:rPr>
+              <w:t>签订完成</w:t>
+            </w:r>
+          </w:p>
+        </w:tc>
+        <w:tc>
+          <w:tcPr>
+            <w:tcW w:type="dxa" w:w="2448"/>
+            <w:vAlign w:val="center"/>
+          </w:tcPr>
+          <w:p>
+            <w:r/>
+            <w:r>
+              <w:rPr>
+                <w:b w:val="0"/>
+                <w:sz w:val="18"/>
+              </w:rPr>
+              <w:t>第二轮定稿、审批通过、签订人提交签订信息</w:t>
+            </w:r>
+          </w:p>
+        </w:tc>
+        <w:tc>
+          <w:tcPr>
+            <w:tcW w:type="dxa" w:w="2448"/>
+            <w:vAlign w:val="center"/>
+          </w:tcPr>
+          <w:p>
+            <w:r/>
+            <w:r>
+              <w:rPr>
+                <w:b w:val="0"/>
+                <w:sz w:val="18"/>
+              </w:rPr>
+              <w:t>合同状态 SIGNED；不再展示编辑、恢复、撤回按钮</w:t>
+            </w:r>
+          </w:p>
+        </w:tc>
+      </w:tr>
+      <w:tr>
+        <w:tc>
+          <w:tcPr>
+            <w:tcW w:type="dxa" w:w="2448"/>
+            <w:vAlign w:val="center"/>
+          </w:tcPr>
+          <w:p>
+            <w:r/>
+            <w:r>
+              <w:rPr>
+                <w:b w:val="0"/>
+                <w:sz w:val="18"/>
+              </w:rPr>
+              <w:t>TC-13</w:t>
+            </w:r>
+          </w:p>
+        </w:tc>
+        <w:tc>
+          <w:tcPr>
+            <w:tcW w:type="dxa" w:w="2448"/>
+            <w:vAlign w:val="center"/>
+          </w:tcPr>
+          <w:p>
+            <w:r/>
+            <w:r>
+              <w:rPr>
+                <w:b w:val="0"/>
+                <w:sz w:val="18"/>
+              </w:rPr>
+              <w:t>撤回任务</w:t>
+            </w:r>
+          </w:p>
+        </w:tc>
+        <w:tc>
+          <w:tcPr>
+            <w:tcW w:type="dxa" w:w="2448"/>
+            <w:vAlign w:val="center"/>
+          </w:tcPr>
+          <w:p>
+            <w:r/>
+            <w:r>
+              <w:rPr>
+                <w:b w:val="0"/>
+                <w:sz w:val="18"/>
+              </w:rPr>
+              <w:t>在后续环节未完成前撤回最近已处理任务</w:t>
+            </w:r>
+          </w:p>
+        </w:tc>
+        <w:tc>
+          <w:tcPr>
+            <w:tcW w:type="dxa" w:w="2448"/>
+            <w:vAlign w:val="center"/>
+          </w:tcPr>
+          <w:p>
+            <w:r/>
+            <w:r>
+              <w:rPr>
+                <w:b w:val="0"/>
+                <w:sz w:val="18"/>
+              </w:rPr>
+              <w:t>最近任务回到 PENDING，后续任务关闭或重新生成</w:t>
+            </w:r>
+          </w:p>
+        </w:tc>
+      </w:tr>
+      <w:tr>
+        <w:tc>
+          <w:tcPr>
+            <w:tcW w:type="dxa" w:w="2448"/>
+            <w:vAlign w:val="center"/>
+          </w:tcPr>
+          <w:p>
+            <w:r/>
+            <w:r>
+              <w:rPr>
+                <w:b w:val="0"/>
+                <w:sz w:val="18"/>
+              </w:rPr>
+              <w:t>TC-14</w:t>
+            </w:r>
+          </w:p>
+        </w:tc>
+        <w:tc>
+          <w:tcPr>
+            <w:tcW w:type="dxa" w:w="2448"/>
+            <w:vAlign w:val="center"/>
+          </w:tcPr>
+          <w:p>
+            <w:r/>
+            <w:r>
+              <w:rPr>
+                <w:b w:val="0"/>
+                <w:sz w:val="18"/>
+              </w:rPr>
+              <w:t>查询导出</w:t>
+            </w:r>
+          </w:p>
+        </w:tc>
+        <w:tc>
+          <w:tcPr>
+            <w:tcW w:type="dxa" w:w="2448"/>
+            <w:vAlign w:val="center"/>
+          </w:tcPr>
+          <w:p>
+            <w:r/>
+            <w:r>
+              <w:rPr>
+                <w:b w:val="0"/>
+                <w:sz w:val="18"/>
+              </w:rPr>
+              <w:t>按状态、客户、日期范围查询并导出合同 CSV</w:t>
+            </w:r>
+          </w:p>
+        </w:tc>
+        <w:tc>
+          <w:tcPr>
+            <w:tcW w:type="dxa" w:w="2448"/>
+            <w:vAlign w:val="center"/>
+          </w:tcPr>
+          <w:p>
+            <w:r/>
+            <w:r>
+              <w:rPr>
+                <w:b w:val="0"/>
+                <w:sz w:val="18"/>
+              </w:rPr>
+              <w:t>列表过滤正确，CSV 字段转义正确</w:t>
+            </w:r>
+          </w:p>
+        </w:tc>
+      </w:tr>
+      <w:tr>
+        <w:tc>
+          <w:tcPr>
+            <w:tcW w:type="dxa" w:w="2448"/>
+            <w:vAlign w:val="center"/>
+          </w:tcPr>
+          <w:p>
+            <w:r/>
+            <w:r>
+              <w:rPr>
+                <w:b w:val="0"/>
+                <w:sz w:val="18"/>
+              </w:rPr>
+              <w:t>TC-15</w:t>
+            </w:r>
+          </w:p>
+        </w:tc>
+        <w:tc>
+          <w:tcPr>
+            <w:tcW w:type="dxa" w:w="2448"/>
+            <w:vAlign w:val="center"/>
+          </w:tcPr>
+          <w:p>
+            <w:r/>
+            <w:r>
+              <w:rPr>
+                <w:b w:val="0"/>
+                <w:sz w:val="18"/>
+              </w:rPr>
+              <w:t>日志审计</w:t>
+            </w:r>
+          </w:p>
+        </w:tc>
+        <w:tc>
+          <w:tcPr>
+            <w:tcW w:type="dxa" w:w="2448"/>
+            <w:vAlign w:val="center"/>
+          </w:tcPr>
+          <w:p>
+            <w:r/>
+            <w:r>
+              <w:rPr>
+                <w:b w:val="0"/>
+                <w:sz w:val="18"/>
+              </w:rPr>
+              <w:t>完成合同流程后按 CONTRACT 模块筛选日志并导出</w:t>
+            </w:r>
+          </w:p>
+        </w:tc>
+        <w:tc>
+          <w:tcPr>
+            <w:tcW w:type="dxa" w:w="2448"/>
+            <w:vAlign w:val="center"/>
+          </w:tcPr>
+          <w:p>
+            <w:r/>
+            <w:r>
+              <w:rPr>
+                <w:b w:val="0"/>
+                <w:sz w:val="18"/>
+              </w:rPr>
+              <w:t>日志记录操作人、动作、对象和状态变化，CSV 可下载</w:t>
+            </w:r>
+          </w:p>
+        </w:tc>
+      </w:tr>
+    </w:tbl>
+    <w:p/>
+    <w:p>
+      <w:pPr>
+        <w:pStyle w:val="Heading1"/>
+      </w:pPr>
+      <w:r>
+        <w:t>4. 回退模型专项测试</w:t>
+      </w:r>
+    </w:p>
+    <w:tbl>
+      <w:tblPr>
+        <w:tblStyle w:val="TableGrid"/>
+        <w:tblW w:type="auto" w:w="0"/>
+        <w:tblLayout w:type="autofit"/>
+        <w:tblLook w:firstColumn="1" w:firstRow="1" w:lastColumn="0" w:lastRow="0" w:noHBand="0" w:noVBand="1" w:val="04A0"/>
+      </w:tblPr>
+      <w:tblGrid>
+        <w:gridCol w:w="2448"/>
+        <w:gridCol w:w="2448"/>
+        <w:gridCol w:w="2448"/>
+        <w:gridCol w:w="2448"/>
+      </w:tblGrid>
+      <w:tr>
+        <w:tc>
+          <w:tcPr>
+            <w:tcW w:type="dxa" w:w="2448"/>
+            <w:shd w:fill="F2F4F7"/>
+            <w:vAlign w:val="center"/>
+          </w:tcPr>
+          <w:p>
+            <w:r/>
+            <w:r>
+              <w:rPr>
+                <w:b/>
+                <w:sz w:val="18"/>
+              </w:rPr>
+              <w:t>路径</w:t>
+            </w:r>
+          </w:p>
+        </w:tc>
+        <w:tc>
+          <w:tcPr>
+            <w:tcW w:type="dxa" w:w="2448"/>
+            <w:shd w:fill="F2F4F7"/>
+            <w:vAlign w:val="center"/>
+          </w:tcPr>
+          <w:p>
+            <w:r/>
+            <w:r>
+              <w:rPr>
+                <w:b/>
+                <w:sz w:val="18"/>
+              </w:rPr>
+              <w:t>输入状态</w:t>
+            </w:r>
+          </w:p>
+        </w:tc>
+        <w:tc>
+          <w:tcPr>
+            <w:tcW w:type="dxa" w:w="2448"/>
+            <w:shd w:fill="F2F4F7"/>
+            <w:vAlign w:val="center"/>
+          </w:tcPr>
+          <w:p>
+            <w:r/>
+            <w:r>
+              <w:rPr>
+                <w:b/>
+                <w:sz w:val="18"/>
+              </w:rPr>
+              <w:t>操作</w:t>
+            </w:r>
+          </w:p>
+        </w:tc>
+        <w:tc>
+          <w:tcPr>
+            <w:tcW w:type="dxa" w:w="2448"/>
+            <w:shd w:fill="F2F4F7"/>
+            <w:vAlign w:val="center"/>
+          </w:tcPr>
+          <w:p>
+            <w:r/>
+            <w:r>
+              <w:rPr>
+                <w:b/>
+                <w:sz w:val="18"/>
+              </w:rPr>
+              <w:t>检查点</w:t>
+            </w:r>
+          </w:p>
+        </w:tc>
+      </w:tr>
+      <w:tr>
+        <w:tc>
+          <w:tcPr>
+            <w:tcW w:type="dxa" w:w="2448"/>
+            <w:vAlign w:val="center"/>
+          </w:tcPr>
+          <w:p>
+            <w:r/>
+            <w:r>
+              <w:rPr>
+                <w:b w:val="0"/>
+                <w:sz w:val="18"/>
+              </w:rPr>
+              <w:t>审批打回到定稿</w:t>
+            </w:r>
+          </w:p>
+        </w:tc>
+        <w:tc>
+          <w:tcPr>
+            <w:tcW w:type="dxa" w:w="2448"/>
+            <w:vAlign w:val="center"/>
+          </w:tcPr>
+          <w:p>
+            <w:r/>
+            <w:r>
+              <w:rPr>
+                <w:b w:val="0"/>
+                <w:sz w:val="18"/>
+              </w:rPr>
+              <w:t>FINALIZED + APPROVAL PENDING</w:t>
+            </w:r>
+          </w:p>
+        </w:tc>
+        <w:tc>
+          <w:tcPr>
+            <w:tcW w:type="dxa" w:w="2448"/>
+            <w:vAlign w:val="center"/>
+          </w:tcPr>
+          <w:p>
+            <w:r/>
+            <w:r>
+              <w:rPr>
+                <w:b w:val="0"/>
+                <w:sz w:val="18"/>
+              </w:rPr>
+              <w:t>审批人 return target=FINALIZE</w:t>
+            </w:r>
+          </w:p>
+        </w:tc>
+        <w:tc>
+          <w:tcPr>
+            <w:tcW w:type="dxa" w:w="2448"/>
+            <w:vAlign w:val="center"/>
+          </w:tcPr>
+          <w:p>
+            <w:r/>
+            <w:r>
+              <w:rPr>
+                <w:b w:val="0"/>
+                <w:sz w:val="18"/>
+              </w:rPr>
+              <w:t>RETURNED；审批意见保留；起草人 REVISE 待办生成</w:t>
+            </w:r>
+          </w:p>
+        </w:tc>
+      </w:tr>
+      <w:tr>
+        <w:tc>
+          <w:tcPr>
+            <w:tcW w:type="dxa" w:w="2448"/>
+            <w:vAlign w:val="center"/>
+          </w:tcPr>
+          <w:p>
+            <w:r/>
+            <w:r>
+              <w:rPr>
+                <w:b w:val="0"/>
+                <w:sz w:val="18"/>
+              </w:rPr>
+              <w:t>审批打回到起草</w:t>
+            </w:r>
+          </w:p>
+        </w:tc>
+        <w:tc>
+          <w:tcPr>
+            <w:tcW w:type="dxa" w:w="2448"/>
+            <w:vAlign w:val="center"/>
+          </w:tcPr>
+          <w:p>
+            <w:r/>
+            <w:r>
+              <w:rPr>
+                <w:b w:val="0"/>
+                <w:sz w:val="18"/>
+              </w:rPr>
+              <w:t>FINALIZED + APPROVAL PENDING</w:t>
+            </w:r>
+          </w:p>
+        </w:tc>
+        <w:tc>
+          <w:tcPr>
+            <w:tcW w:type="dxa" w:w="2448"/>
+            <w:vAlign w:val="center"/>
+          </w:tcPr>
+          <w:p>
+            <w:r/>
+            <w:r>
+              <w:rPr>
+                <w:b w:val="0"/>
+                <w:sz w:val="18"/>
+              </w:rPr>
+              <w:t>审批人 return target=DRAFT</w:t>
+            </w:r>
+          </w:p>
+        </w:tc>
+        <w:tc>
+          <w:tcPr>
+            <w:tcW w:type="dxa" w:w="2448"/>
+            <w:vAlign w:val="center"/>
+          </w:tcPr>
+          <w:p>
+            <w:r/>
+            <w:r>
+              <w:rPr>
+                <w:b w:val="0"/>
+                <w:sz w:val="18"/>
+              </w:rPr>
+              <w:t>DRAFT 或 RETURNED 可恢复草稿；原分配人员可保留</w:t>
+            </w:r>
+          </w:p>
+        </w:tc>
+      </w:tr>
+      <w:tr>
+        <w:tc>
+          <w:tcPr>
+            <w:tcW w:type="dxa" w:w="2448"/>
+            <w:vAlign w:val="center"/>
+          </w:tcPr>
+          <w:p>
+            <w:r/>
+            <w:r>
+              <w:rPr>
+                <w:b w:val="0"/>
+                <w:sz w:val="18"/>
+              </w:rPr>
+              <w:t>会签打回</w:t>
+            </w:r>
+          </w:p>
+        </w:tc>
+        <w:tc>
+          <w:tcPr>
+            <w:tcW w:type="dxa" w:w="2448"/>
+            <w:vAlign w:val="center"/>
+          </w:tcPr>
+          <w:p>
+            <w:r/>
+            <w:r>
+              <w:rPr>
+                <w:b w:val="0"/>
+                <w:sz w:val="18"/>
+              </w:rPr>
+              <w:t>ASSIGNED + COUNTERSIGN PENDING</w:t>
+            </w:r>
+          </w:p>
+        </w:tc>
+        <w:tc>
+          <w:tcPr>
+            <w:tcW w:type="dxa" w:w="2448"/>
+            <w:vAlign w:val="center"/>
+          </w:tcPr>
+          <w:p>
+            <w:r/>
+            <w:r>
+              <w:rPr>
+                <w:b w:val="0"/>
+                <w:sz w:val="18"/>
+              </w:rPr>
+              <w:t>会签人 return target=DRAFT</w:t>
+            </w:r>
+          </w:p>
+        </w:tc>
+        <w:tc>
+          <w:tcPr>
+            <w:tcW w:type="dxa" w:w="2448"/>
+            <w:vAlign w:val="center"/>
+          </w:tcPr>
+          <w:p>
+            <w:r/>
+            <w:r>
+              <w:rPr>
+                <w:b w:val="0"/>
+                <w:sz w:val="18"/>
+              </w:rPr>
+              <w:t>回到起草处理；会签意见进入任务历史</w:t>
+            </w:r>
+          </w:p>
+        </w:tc>
+      </w:tr>
+      <w:tr>
+        <w:tc>
+          <w:tcPr>
+            <w:tcW w:type="dxa" w:w="2448"/>
+            <w:vAlign w:val="center"/>
+          </w:tcPr>
+          <w:p>
+            <w:r/>
+            <w:r>
+              <w:rPr>
+                <w:b w:val="0"/>
+                <w:sz w:val="18"/>
+              </w:rPr>
+              <w:t>恢复定稿</w:t>
+            </w:r>
+          </w:p>
+        </w:tc>
+        <w:tc>
+          <w:tcPr>
+            <w:tcW w:type="dxa" w:w="2448"/>
+            <w:vAlign w:val="center"/>
+          </w:tcPr>
+          <w:p>
+            <w:r/>
+            <w:r>
+              <w:rPr>
+                <w:b w:val="0"/>
+                <w:sz w:val="18"/>
+              </w:rPr>
+              <w:t>RETURNED + returnTargetStage=FINALIZE</w:t>
+            </w:r>
+          </w:p>
+        </w:tc>
+        <w:tc>
+          <w:tcPr>
+            <w:tcW w:type="dxa" w:w="2448"/>
+            <w:vAlign w:val="center"/>
+          </w:tcPr>
+          <w:p>
+            <w:r/>
+            <w:r>
+              <w:rPr>
+                <w:b w:val="0"/>
+                <w:sz w:val="18"/>
+              </w:rPr>
+              <w:t>起草人 resume</w:t>
+            </w:r>
+          </w:p>
+        </w:tc>
+        <w:tc>
+          <w:tcPr>
+            <w:tcW w:type="dxa" w:w="2448"/>
+            <w:vAlign w:val="center"/>
+          </w:tcPr>
+          <w:p>
+            <w:r/>
+            <w:r>
+              <w:rPr>
+                <w:b w:val="0"/>
+                <w:sz w:val="18"/>
+              </w:rPr>
+              <w:t>currentRound+1；生成 FINALIZE 待办；旧轮非当前待办封存</w:t>
+            </w:r>
+          </w:p>
+        </w:tc>
+      </w:tr>
+      <w:tr>
+        <w:tc>
+          <w:tcPr>
+            <w:tcW w:type="dxa" w:w="2448"/>
+            <w:vAlign w:val="center"/>
+          </w:tcPr>
+          <w:p>
+            <w:r/>
+            <w:r>
+              <w:rPr>
+                <w:b w:val="0"/>
+                <w:sz w:val="18"/>
+              </w:rPr>
+              <w:t>恢复会签</w:t>
+            </w:r>
+          </w:p>
+        </w:tc>
+        <w:tc>
+          <w:tcPr>
+            <w:tcW w:type="dxa" w:w="2448"/>
+            <w:vAlign w:val="center"/>
+          </w:tcPr>
+          <w:p>
+            <w:r/>
+            <w:r>
+              <w:rPr>
+                <w:b w:val="0"/>
+                <w:sz w:val="18"/>
+              </w:rPr>
+              <w:t>DRAFT + returnTargetStage=DRAFT</w:t>
+            </w:r>
+          </w:p>
+        </w:tc>
+        <w:tc>
+          <w:tcPr>
+            <w:tcW w:type="dxa" w:w="2448"/>
+            <w:vAlign w:val="center"/>
+          </w:tcPr>
+          <w:p>
+            <w:r/>
+            <w:r>
+              <w:rPr>
+                <w:b w:val="0"/>
+                <w:sz w:val="18"/>
+              </w:rPr>
+              <w:t>起草人 resume</w:t>
+            </w:r>
+          </w:p>
+        </w:tc>
+        <w:tc>
+          <w:tcPr>
+            <w:tcW w:type="dxa" w:w="2448"/>
+            <w:vAlign w:val="center"/>
+          </w:tcPr>
+          <w:p>
+            <w:r/>
+            <w:r>
+              <w:rPr>
+                <w:b w:val="0"/>
+                <w:sz w:val="18"/>
+              </w:rPr>
+              <w:t>跳过重新分配，使用保留人员生成会签任务</w:t>
+            </w:r>
+          </w:p>
+        </w:tc>
+      </w:tr>
+      <w:tr>
+        <w:tc>
+          <w:tcPr>
+            <w:tcW w:type="dxa" w:w="2448"/>
+            <w:vAlign w:val="center"/>
+          </w:tcPr>
+          <w:p>
+            <w:r/>
+            <w:r>
+              <w:rPr>
+                <w:b w:val="0"/>
+                <w:sz w:val="18"/>
+              </w:rPr>
+              <w:t>撤回任务</w:t>
+            </w:r>
+          </w:p>
+        </w:tc>
+        <w:tc>
+          <w:tcPr>
+            <w:tcW w:type="dxa" w:w="2448"/>
+            <w:vAlign w:val="center"/>
+          </w:tcPr>
+          <w:p>
+            <w:r/>
+            <w:r>
+              <w:rPr>
+                <w:b w:val="0"/>
+                <w:sz w:val="18"/>
+              </w:rPr>
+              <w:t>当前轮已有 DONE 且下一环节未完成</w:t>
+            </w:r>
+          </w:p>
+        </w:tc>
+        <w:tc>
+          <w:tcPr>
+            <w:tcW w:type="dxa" w:w="2448"/>
+            <w:vAlign w:val="center"/>
+          </w:tcPr>
+          <w:p>
+            <w:r/>
+            <w:r>
+              <w:rPr>
+                <w:b w:val="0"/>
+                <w:sz w:val="18"/>
+              </w:rPr>
+              <w:t>处理人 withdrawTask</w:t>
+            </w:r>
+          </w:p>
+        </w:tc>
+        <w:tc>
+          <w:tcPr>
+            <w:tcW w:type="dxa" w:w="2448"/>
+            <w:vAlign w:val="center"/>
+          </w:tcPr>
+          <w:p>
+            <w:r/>
+            <w:r>
+              <w:rPr>
+                <w:b w:val="0"/>
+                <w:sz w:val="18"/>
+              </w:rPr>
+              <w:t>最近任务恢复可处理，后续任务不会残留重复 PENDING</w:t>
+            </w:r>
+          </w:p>
+        </w:tc>
+      </w:tr>
+      <w:tr>
+        <w:tc>
+          <w:tcPr>
+            <w:tcW w:type="dxa" w:w="2448"/>
+            <w:vAlign w:val="center"/>
+          </w:tcPr>
+          <w:p>
+            <w:r/>
+            <w:r>
+              <w:rPr>
+                <w:b w:val="0"/>
+                <w:sz w:val="18"/>
+              </w:rPr>
+              <w:t>终态保护</w:t>
+            </w:r>
+          </w:p>
+        </w:tc>
+        <w:tc>
+          <w:tcPr>
+            <w:tcW w:type="dxa" w:w="2448"/>
+            <w:vAlign w:val="center"/>
+          </w:tcPr>
+          <w:p>
+            <w:r/>
+            <w:r>
+              <w:rPr>
+                <w:b w:val="0"/>
+                <w:sz w:val="18"/>
+              </w:rPr>
+              <w:t>SIGNED 或 CANCELLED</w:t>
+            </w:r>
+          </w:p>
+        </w:tc>
+        <w:tc>
+          <w:tcPr>
+            <w:tcW w:type="dxa" w:w="2448"/>
+            <w:vAlign w:val="center"/>
+          </w:tcPr>
+          <w:p>
+            <w:r/>
+            <w:r>
+              <w:rPr>
+                <w:b w:val="0"/>
+                <w:sz w:val="18"/>
+              </w:rPr>
+              <w:t>继续修改、恢复、撤回</w:t>
+            </w:r>
+          </w:p>
+        </w:tc>
+        <w:tc>
+          <w:tcPr>
+            <w:tcW w:type="dxa" w:w="2448"/>
+            <w:vAlign w:val="center"/>
+          </w:tcPr>
+          <w:p>
+            <w:r/>
+            <w:r>
+              <w:rPr>
+                <w:b w:val="0"/>
+                <w:sz w:val="18"/>
+              </w:rPr>
+              <w:t>接口拒绝，页面不展示操作按钮</w:t>
+            </w:r>
+          </w:p>
+        </w:tc>
+      </w:tr>
+    </w:tbl>
+    <w:p/>
+    <w:p>
+      <w:pPr>
+        <w:pStyle w:val="Heading1"/>
+      </w:pPr>
+      <w:r>
+        <w:t>5. 人工迭代与缺陷修复记录</w:t>
+      </w:r>
+    </w:p>
+    <w:tbl>
+      <w:tblPr>
+        <w:tblStyle w:val="TableGrid"/>
+        <w:tblW w:type="auto" w:w="0"/>
+        <w:tblLayout w:type="autofit"/>
+        <w:tblLook w:firstColumn="1" w:firstRow="1" w:lastColumn="0" w:lastRow="0" w:noHBand="0" w:noVBand="1" w:val="04A0"/>
+      </w:tblPr>
+      <w:tblGrid>
+        <w:gridCol w:w="2448"/>
+        <w:gridCol w:w="2448"/>
+        <w:gridCol w:w="2448"/>
+        <w:gridCol w:w="2448"/>
+      </w:tblGrid>
+      <w:tr>
+        <w:tc>
+          <w:tcPr>
+            <w:tcW w:type="dxa" w:w="2448"/>
+            <w:shd w:fill="F2F4F7"/>
+            <w:vAlign w:val="center"/>
+          </w:tcPr>
+          <w:p>
+            <w:r/>
+            <w:r>
+              <w:rPr>
+                <w:b/>
+                <w:sz w:val="18"/>
+              </w:rPr>
+              <w:t>迭代发现</w:t>
+            </w:r>
+          </w:p>
+        </w:tc>
+        <w:tc>
+          <w:tcPr>
+            <w:tcW w:type="dxa" w:w="2448"/>
+            <w:shd w:fill="F2F4F7"/>
+            <w:vAlign w:val="center"/>
+          </w:tcPr>
+          <w:p>
+            <w:r/>
+            <w:r>
+              <w:rPr>
+                <w:b/>
+                <w:sz w:val="18"/>
+              </w:rPr>
+              <w:t>原因</w:t>
+            </w:r>
+          </w:p>
+        </w:tc>
+        <w:tc>
+          <w:tcPr>
+            <w:tcW w:type="dxa" w:w="2448"/>
+            <w:shd w:fill="F2F4F7"/>
+            <w:vAlign w:val="center"/>
+          </w:tcPr>
+          <w:p>
+            <w:r/>
+            <w:r>
+              <w:rPr>
+                <w:b/>
+                <w:sz w:val="18"/>
+              </w:rPr>
+              <w:t>修正方式</w:t>
+            </w:r>
+          </w:p>
+        </w:tc>
+        <w:tc>
+          <w:tcPr>
+            <w:tcW w:type="dxa" w:w="2448"/>
+            <w:shd w:fill="F2F4F7"/>
+            <w:vAlign w:val="center"/>
+          </w:tcPr>
+          <w:p>
+            <w:r/>
+            <w:r>
+              <w:rPr>
+                <w:b/>
+                <w:sz w:val="18"/>
+              </w:rPr>
+              <w:t>回归方式</w:t>
+            </w:r>
+          </w:p>
+        </w:tc>
+      </w:tr>
+      <w:tr>
+        <w:tc>
+          <w:tcPr>
+            <w:tcW w:type="dxa" w:w="2448"/>
+            <w:vAlign w:val="center"/>
+          </w:tcPr>
+          <w:p>
+            <w:r/>
+            <w:r>
+              <w:rPr>
+                <w:b w:val="0"/>
+                <w:sz w:val="18"/>
+              </w:rPr>
+              <w:t>回退模型页信息不足</w:t>
+            </w:r>
+          </w:p>
+        </w:tc>
+        <w:tc>
+          <w:tcPr>
+            <w:tcW w:type="dxa" w:w="2448"/>
+            <w:vAlign w:val="center"/>
+          </w:tcPr>
+          <w:p>
+            <w:r/>
+            <w:r>
+              <w:rPr>
+                <w:b w:val="0"/>
+                <w:sz w:val="18"/>
+              </w:rPr>
+              <w:t>只展示任务列表，无法直观看到当前轮和历史轮</w:t>
+            </w:r>
+          </w:p>
+        </w:tc>
+        <w:tc>
+          <w:tcPr>
+            <w:tcW w:type="dxa" w:w="2448"/>
+            <w:vAlign w:val="center"/>
+          </w:tcPr>
+          <w:p>
+            <w:r/>
+            <w:r>
+              <w:rPr>
+                <w:b w:val="0"/>
+                <w:sz w:val="18"/>
+              </w:rPr>
+              <w:t>增加 currentRound、returnTargetStage、保留分配、当前轮/历史轮标识</w:t>
+            </w:r>
+          </w:p>
+        </w:tc>
+        <w:tc>
+          <w:tcPr>
+            <w:tcW w:type="dxa" w:w="2448"/>
+            <w:vAlign w:val="center"/>
+          </w:tcPr>
+          <w:p>
+            <w:r/>
+            <w:r>
+              <w:rPr>
+                <w:b w:val="0"/>
+                <w:sz w:val="18"/>
+              </w:rPr>
+              <w:t>Playwright 截图检查第 1/2 轮展示</w:t>
+            </w:r>
+          </w:p>
+        </w:tc>
+      </w:tr>
+      <w:tr>
+        <w:tc>
+          <w:tcPr>
+            <w:tcW w:type="dxa" w:w="2448"/>
+            <w:vAlign w:val="center"/>
+          </w:tcPr>
+          <w:p>
+            <w:r/>
+            <w:r>
+              <w:rPr>
+                <w:b w:val="0"/>
+                <w:sz w:val="18"/>
+              </w:rPr>
+              <w:t>回退流程容易出现旧待办残留</w:t>
+            </w:r>
+          </w:p>
+        </w:tc>
+        <w:tc>
+          <w:tcPr>
+            <w:tcW w:type="dxa" w:w="2448"/>
+            <w:vAlign w:val="center"/>
+          </w:tcPr>
+          <w:p>
+            <w:r/>
+            <w:r>
+              <w:rPr>
+                <w:b w:val="0"/>
+                <w:sz w:val="18"/>
+              </w:rPr>
+              <w:t>旧轮 PENDING 和新轮 PENDING 口径混在一起</w:t>
+            </w:r>
+          </w:p>
+        </w:tc>
+        <w:tc>
+          <w:tcPr>
+            <w:tcW w:type="dxa" w:w="2448"/>
+            <w:vAlign w:val="center"/>
+          </w:tcPr>
+          <w:p>
+            <w:r/>
+            <w:r>
+              <w:rPr>
+                <w:b w:val="0"/>
+                <w:sz w:val="18"/>
+              </w:rPr>
+              <w:t>引入 task.round 和 SUPERSEDED，PENDING 只代表当前可处理任务</w:t>
+            </w:r>
+          </w:p>
+        </w:tc>
+        <w:tc>
+          <w:tcPr>
+            <w:tcW w:type="dxa" w:w="2448"/>
+            <w:vAlign w:val="center"/>
+          </w:tcPr>
+          <w:p>
+            <w:r/>
+            <w:r>
+              <w:rPr>
+                <w:b w:val="0"/>
+                <w:sz w:val="18"/>
+              </w:rPr>
+              <w:t>workflow_sim.py 与流程集成测试回归</w:t>
+            </w:r>
+          </w:p>
+        </w:tc>
+      </w:tr>
+      <w:tr>
+        <w:tc>
+          <w:tcPr>
+            <w:tcW w:type="dxa" w:w="2448"/>
+            <w:vAlign w:val="center"/>
+          </w:tcPr>
+          <w:p>
+            <w:r/>
+            <w:r>
+              <w:rPr>
+                <w:b w:val="0"/>
+                <w:sz w:val="18"/>
+              </w:rPr>
+              <w:t>分配候选人可能不具备对应权限</w:t>
+            </w:r>
+          </w:p>
+        </w:tc>
+        <w:tc>
+          <w:tcPr>
+            <w:tcW w:type="dxa" w:w="2448"/>
+            <w:vAlign w:val="center"/>
+          </w:tcPr>
+          <w:p>
+            <w:r/>
+            <w:r>
+              <w:rPr>
+                <w:b w:val="0"/>
+                <w:sz w:val="18"/>
+              </w:rPr>
+              <w:t>按用户列表选择，没有按任务权限过滤</w:t>
+            </w:r>
+          </w:p>
+        </w:tc>
+        <w:tc>
+          <w:tcPr>
+            <w:tcW w:type="dxa" w:w="2448"/>
+            <w:vAlign w:val="center"/>
+          </w:tcPr>
+          <w:p>
+            <w:r/>
+            <w:r>
+              <w:rPr>
+                <w:b w:val="0"/>
+                <w:sz w:val="18"/>
+              </w:rPr>
+              <w:t>assignable 接口按 permission 参数过滤候选人</w:t>
+            </w:r>
+          </w:p>
+        </w:tc>
+        <w:tc>
+          <w:tcPr>
+            <w:tcW w:type="dxa" w:w="2448"/>
+            <w:vAlign w:val="center"/>
+          </w:tcPr>
+          <w:p>
+            <w:r/>
+            <w:r>
+              <w:rPr>
+                <w:b w:val="0"/>
+                <w:sz w:val="18"/>
+              </w:rPr>
+              <w:t>权限集成测试和分配页人工检查</w:t>
+            </w:r>
+          </w:p>
+        </w:tc>
+      </w:tr>
+      <w:tr>
+        <w:tc>
+          <w:tcPr>
+            <w:tcW w:type="dxa" w:w="2448"/>
+            <w:vAlign w:val="center"/>
+          </w:tcPr>
+          <w:p>
+            <w:r/>
+            <w:r>
+              <w:rPr>
+                <w:b w:val="0"/>
+                <w:sz w:val="18"/>
+              </w:rPr>
+              <w:t>附件只支持一次性上传</w:t>
+            </w:r>
+          </w:p>
+        </w:tc>
+        <w:tc>
+          <w:tcPr>
+            <w:tcW w:type="dxa" w:w="2448"/>
+            <w:vAlign w:val="center"/>
+          </w:tcPr>
+          <w:p>
+            <w:r/>
+            <w:r>
+              <w:rPr>
+                <w:b w:val="0"/>
+                <w:sz w:val="18"/>
+              </w:rPr>
+              <w:t>大文件中断后必须重传</w:t>
+            </w:r>
+          </w:p>
+        </w:tc>
+        <w:tc>
+          <w:tcPr>
+            <w:tcW w:type="dxa" w:w="2448"/>
+            <w:vAlign w:val="center"/>
+          </w:tcPr>
+          <w:p>
+            <w:r/>
+            <w:r>
+              <w:rPr>
+                <w:b w:val="0"/>
+                <w:sz w:val="18"/>
+              </w:rPr>
+              <w:t>新增 chunk-session、uploadedChunks、complete 合并流程</w:t>
+            </w:r>
+          </w:p>
+        </w:tc>
+        <w:tc>
+          <w:tcPr>
+            <w:tcW w:type="dxa" w:w="2448"/>
+            <w:vAlign w:val="center"/>
+          </w:tcPr>
+          <w:p>
+            <w:r/>
+            <w:r>
+              <w:rPr>
+                <w:b w:val="0"/>
+                <w:sz w:val="18"/>
+              </w:rPr>
+              <w:t>手册截图脚本上传 1MB 以上 PDF 并检查附件列表</w:t>
+            </w:r>
+          </w:p>
+        </w:tc>
+      </w:tr>
+      <w:tr>
+        <w:tc>
+          <w:tcPr>
+            <w:tcW w:type="dxa" w:w="2448"/>
+            <w:vAlign w:val="center"/>
+          </w:tcPr>
+          <w:p>
+            <w:r/>
+            <w:r>
+              <w:rPr>
+                <w:b w:val="0"/>
+                <w:sz w:val="18"/>
+              </w:rPr>
+              <w:t>伪造扩展名文件可进入上传流程</w:t>
+            </w:r>
+          </w:p>
+        </w:tc>
+        <w:tc>
+          <w:tcPr>
+            <w:tcW w:type="dxa" w:w="2448"/>
+            <w:vAlign w:val="center"/>
+          </w:tcPr>
+          <w:p>
+            <w:r/>
+            <w:r>
+              <w:rPr>
+                <w:b w:val="0"/>
+                <w:sz w:val="18"/>
+              </w:rPr>
+              <w:t>只看文件名扩展名不够</w:t>
+            </w:r>
+          </w:p>
+        </w:tc>
+        <w:tc>
+          <w:tcPr>
+            <w:tcW w:type="dxa" w:w="2448"/>
+            <w:vAlign w:val="center"/>
+          </w:tcPr>
+          <w:p>
+            <w:r/>
+            <w:r>
+              <w:rPr>
+                <w:b w:val="0"/>
+                <w:sz w:val="18"/>
+              </w:rPr>
+              <w:t>FileStorageService 增加文件魔数校验</w:t>
+            </w:r>
+          </w:p>
+        </w:tc>
+        <w:tc>
+          <w:tcPr>
+            <w:tcW w:type="dxa" w:w="2448"/>
+            <w:vAlign w:val="center"/>
+          </w:tcPr>
+          <w:p>
+            <w:r/>
+            <w:r>
+              <w:rPr>
+                <w:b w:val="0"/>
+                <w:sz w:val="18"/>
+              </w:rPr>
+              <w:t>上传假 PDF 期望返回错误</w:t>
+            </w:r>
+          </w:p>
+        </w:tc>
+      </w:tr>
+      <w:tr>
+        <w:tc>
+          <w:tcPr>
+            <w:tcW w:type="dxa" w:w="2448"/>
+            <w:vAlign w:val="center"/>
+          </w:tcPr>
+          <w:p>
+            <w:r/>
+            <w:r>
+              <w:rPr>
+                <w:b w:val="0"/>
+                <w:sz w:val="18"/>
+              </w:rPr>
+              <w:t>CSV 导出存在公式注入风险</w:t>
+            </w:r>
+          </w:p>
+        </w:tc>
+        <w:tc>
+          <w:tcPr>
+            <w:tcW w:type="dxa" w:w="2448"/>
+            <w:vAlign w:val="center"/>
+          </w:tcPr>
+          <w:p>
+            <w:r/>
+            <w:r>
+              <w:rPr>
+                <w:b w:val="0"/>
+                <w:sz w:val="18"/>
+              </w:rPr>
+              <w:t>以 =、+、-、@ 开头字段在 Excel 中可能执行</w:t>
+            </w:r>
+          </w:p>
+        </w:tc>
+        <w:tc>
+          <w:tcPr>
+            <w:tcW w:type="dxa" w:w="2448"/>
+            <w:vAlign w:val="center"/>
+          </w:tcPr>
+          <w:p>
+            <w:r/>
+            <w:r>
+              <w:rPr>
+                <w:b w:val="0"/>
+                <w:sz w:val="18"/>
+              </w:rPr>
+              <w:t>CsvEscaper 为危险前缀加单引号并处理引号/换行</w:t>
+            </w:r>
+          </w:p>
+        </w:tc>
+        <w:tc>
+          <w:tcPr>
+            <w:tcW w:type="dxa" w:w="2448"/>
+            <w:vAlign w:val="center"/>
+          </w:tcPr>
+          <w:p>
+            <w:r/>
+            <w:r>
+              <w:rPr>
+                <w:b w:val="0"/>
+                <w:sz w:val="18"/>
+              </w:rPr>
+              <w:t>CsvEscaperTest 覆盖公式前缀</w:t>
+            </w:r>
+          </w:p>
+        </w:tc>
+      </w:tr>
+      <w:tr>
+        <w:tc>
+          <w:tcPr>
+            <w:tcW w:type="dxa" w:w="2448"/>
+            <w:vAlign w:val="center"/>
+          </w:tcPr>
+          <w:p>
+            <w:r/>
+            <w:r>
+              <w:rPr>
+                <w:b w:val="0"/>
+                <w:sz w:val="18"/>
+              </w:rPr>
+              <w:t>演示环境数据不稳定</w:t>
+            </w:r>
+          </w:p>
+        </w:tc>
+        <w:tc>
+          <w:tcPr>
+            <w:tcW w:type="dxa" w:w="2448"/>
+            <w:vAlign w:val="center"/>
+          </w:tcPr>
+          <w:p>
+            <w:r/>
+            <w:r>
+              <w:rPr>
+                <w:b w:val="0"/>
+                <w:sz w:val="18"/>
+              </w:rPr>
+              <w:t>手工操作容易漏步骤或状态不可复现</w:t>
+            </w:r>
+          </w:p>
+        </w:tc>
+        <w:tc>
+          <w:tcPr>
+            <w:tcW w:type="dxa" w:w="2448"/>
+            <w:vAlign w:val="center"/>
+          </w:tcPr>
+          <w:p>
+            <w:r/>
+            <w:r>
+              <w:rPr>
+                <w:b w:val="0"/>
+                <w:sz w:val="18"/>
+              </w:rPr>
+              <w:t>Playwright/API 脚本自动创建用户、客户、合同和流程状态</w:t>
+            </w:r>
+          </w:p>
+        </w:tc>
+        <w:tc>
+          <w:tcPr>
+            <w:tcW w:type="dxa" w:w="2448"/>
+            <w:vAlign w:val="center"/>
+          </w:tcPr>
+          <w:p>
+            <w:r/>
+            <w:r>
+              <w:rPr>
+                <w:b w:val="0"/>
+                <w:sz w:val="18"/>
+              </w:rPr>
+              <w:t>生成 MP4 与 14 张手册截图</w:t>
+            </w:r>
+          </w:p>
+        </w:tc>
+      </w:tr>
+      <w:tr>
+        <w:tc>
+          <w:tcPr>
+            <w:tcW w:type="dxa" w:w="2448"/>
+            <w:vAlign w:val="center"/>
+          </w:tcPr>
+          <w:p>
+            <w:r/>
+            <w:r>
+              <w:rPr>
+                <w:b w:val="0"/>
+                <w:sz w:val="18"/>
+              </w:rPr>
+              <w:t>DOCX 渲染出现尾页孤行</w:t>
+            </w:r>
+          </w:p>
+        </w:tc>
+        <w:tc>
+          <w:tcPr>
+            <w:tcW w:type="dxa" w:w="2448"/>
+            <w:vAlign w:val="center"/>
+          </w:tcPr>
+          <w:p>
+            <w:r/>
+            <w:r>
+              <w:rPr>
+                <w:b w:val="0"/>
+                <w:sz w:val="18"/>
+              </w:rPr>
+              <w:t>手册常见问题表格跨页只剩一行</w:t>
+            </w:r>
+          </w:p>
+        </w:tc>
+        <w:tc>
+          <w:tcPr>
+            <w:tcW w:type="dxa" w:w="2448"/>
+            <w:vAlign w:val="center"/>
+          </w:tcPr>
+          <w:p>
+            <w:r/>
+            <w:r>
+              <w:rPr>
+                <w:b w:val="0"/>
+                <w:sz w:val="18"/>
+              </w:rPr>
+              <w:t>压缩常见问题表，删除重复端口说明</w:t>
+            </w:r>
+          </w:p>
+        </w:tc>
+        <w:tc>
+          <w:tcPr>
+            <w:tcW w:type="dxa" w:w="2448"/>
+            <w:vAlign w:val="center"/>
+          </w:tcPr>
+          <w:p>
+            <w:r/>
+            <w:r>
+              <w:rPr>
+                <w:b w:val="0"/>
+                <w:sz w:val="18"/>
+              </w:rPr>
+              <w:t>LibreOffice 导出 PDF 后 pdftoppm 生成 15 页检查</w:t>
+            </w:r>
+          </w:p>
+        </w:tc>
+      </w:tr>
+    </w:tbl>
+    <w:p/>
+    <w:p>
+      <w:pPr>
+        <w:pStyle w:val="Heading1"/>
+      </w:pPr>
+      <w:r>
+        <w:t>6. 自动化验证结果</w:t>
       </w:r>
     </w:p>
     <w:p>
@@ -524,7 +3199,7 @@
         <w:pStyle w:val="ListBullet"/>
       </w:pPr>
       <w:r>
-        <w:t>Playwright 脚本覆盖登录、模板、合同流程、回退模型、查询统计和日志页面。</w:t>
+        <w:t>Playwright 演示脚本覆盖登录、模板、合同起草、分片附件、分配、审批打回、恢复新轮、签订、时间线、版本、查询统计和日志页面。</w:t>
       </w:r>
     </w:p>
     <w:p>
@@ -532,9 +3207,349 @@
         <w:pStyle w:val="ListBullet"/>
       </w:pPr>
       <w:r>
-        <w:t>Docker 冒烟脚本验证前端、后端、Swagger、代理和登录接口。</w:t>
+        <w:t>manual-screenshots.mjs 通过 API 构造确定状态，再进入前端页面截图，避免人工录制时状态漂移。</w:t>
       </w:r>
     </w:p>
+    <w:p>
+      <w:pPr>
+        <w:pStyle w:val="ListBullet"/>
+      </w:pPr>
+      <w:r>
+        <w:t>docker-smoke.ps1 验证 Docker 前端、后端、Swagger、代理和登录接口。</w:t>
+      </w:r>
+    </w:p>
+    <w:p>
+      <w:pPr>
+        <w:pStyle w:val="ListBullet"/>
+      </w:pPr>
+      <w:r>
+        <w:t>文档渲染验证中，用户手册可由 LibreOffice 导出 PDF，并由 pdftoppm 渲染为 15 页 PNG 进行视觉检查。</w:t>
+      </w:r>
+    </w:p>
+    <w:p>
+      <w:pPr>
+        <w:pStyle w:val="Heading1"/>
+      </w:pPr>
+      <w:r>
+        <w:t>7. 残余风险与后续测试建议</w:t>
+      </w:r>
+    </w:p>
+    <w:tbl>
+      <w:tblPr>
+        <w:tblStyle w:val="TableGrid"/>
+        <w:tblW w:type="auto" w:w="0"/>
+        <w:tblLayout w:type="autofit"/>
+        <w:tblLook w:firstColumn="1" w:firstRow="1" w:lastColumn="0" w:lastRow="0" w:noHBand="0" w:noVBand="1" w:val="04A0"/>
+      </w:tblPr>
+      <w:tblGrid>
+        <w:gridCol w:w="3264"/>
+        <w:gridCol w:w="3264"/>
+        <w:gridCol w:w="3264"/>
+      </w:tblGrid>
+      <w:tr>
+        <w:tc>
+          <w:tcPr>
+            <w:tcW w:type="dxa" w:w="3264"/>
+            <w:shd w:fill="F2F4F7"/>
+            <w:vAlign w:val="center"/>
+          </w:tcPr>
+          <w:p>
+            <w:r/>
+            <w:r>
+              <w:rPr>
+                <w:b/>
+                <w:sz w:val="18"/>
+              </w:rPr>
+              <w:t>风险</w:t>
+            </w:r>
+          </w:p>
+        </w:tc>
+        <w:tc>
+          <w:tcPr>
+            <w:tcW w:type="dxa" w:w="3264"/>
+            <w:shd w:fill="F2F4F7"/>
+            <w:vAlign w:val="center"/>
+          </w:tcPr>
+          <w:p>
+            <w:r/>
+            <w:r>
+              <w:rPr>
+                <w:b/>
+                <w:sz w:val="18"/>
+              </w:rPr>
+              <w:t>当前控制</w:t>
+            </w:r>
+          </w:p>
+        </w:tc>
+        <w:tc>
+          <w:tcPr>
+            <w:tcW w:type="dxa" w:w="3264"/>
+            <w:shd w:fill="F2F4F7"/>
+            <w:vAlign w:val="center"/>
+          </w:tcPr>
+          <w:p>
+            <w:r/>
+            <w:r>
+              <w:rPr>
+                <w:b/>
+                <w:sz w:val="18"/>
+              </w:rPr>
+              <w:t>后续建议</w:t>
+            </w:r>
+          </w:p>
+        </w:tc>
+      </w:tr>
+      <w:tr>
+        <w:tc>
+          <w:tcPr>
+            <w:tcW w:type="dxa" w:w="3264"/>
+            <w:vAlign w:val="center"/>
+          </w:tcPr>
+          <w:p>
+            <w:r/>
+            <w:r>
+              <w:rPr>
+                <w:b w:val="0"/>
+                <w:sz w:val="18"/>
+              </w:rPr>
+              <w:t>并发审批/签订</w:t>
+            </w:r>
+          </w:p>
+        </w:tc>
+        <w:tc>
+          <w:tcPr>
+            <w:tcW w:type="dxa" w:w="3264"/>
+            <w:vAlign w:val="center"/>
+          </w:tcPr>
+          <w:p>
+            <w:r/>
+            <w:r>
+              <w:rPr>
+                <w:b w:val="0"/>
+                <w:sz w:val="18"/>
+              </w:rPr>
+              <w:t>后端使用加锁查询和事务控制状态前置条件</w:t>
+            </w:r>
+          </w:p>
+        </w:tc>
+        <w:tc>
+          <w:tcPr>
+            <w:tcW w:type="dxa" w:w="3264"/>
+            <w:vAlign w:val="center"/>
+          </w:tcPr>
+          <w:p>
+            <w:r/>
+            <w:r>
+              <w:rPr>
+                <w:b w:val="0"/>
+                <w:sz w:val="18"/>
+              </w:rPr>
+              <w:t>增加并发 MockMvc 或数据库锁专项测试</w:t>
+            </w:r>
+          </w:p>
+        </w:tc>
+      </w:tr>
+      <w:tr>
+        <w:tc>
+          <w:tcPr>
+            <w:tcW w:type="dxa" w:w="3264"/>
+            <w:vAlign w:val="center"/>
+          </w:tcPr>
+          <w:p>
+            <w:r/>
+            <w:r>
+              <w:rPr>
+                <w:b w:val="0"/>
+                <w:sz w:val="18"/>
+              </w:rPr>
+              <w:t>浏览器兼容性</w:t>
+            </w:r>
+          </w:p>
+        </w:tc>
+        <w:tc>
+          <w:tcPr>
+            <w:tcW w:type="dxa" w:w="3264"/>
+            <w:vAlign w:val="center"/>
+          </w:tcPr>
+          <w:p>
+            <w:r/>
+            <w:r>
+              <w:rPr>
+                <w:b w:val="0"/>
+                <w:sz w:val="18"/>
+              </w:rPr>
+              <w:t>Playwright 使用 Chromium 验证主流程</w:t>
+            </w:r>
+          </w:p>
+        </w:tc>
+        <w:tc>
+          <w:tcPr>
+            <w:tcW w:type="dxa" w:w="3264"/>
+            <w:vAlign w:val="center"/>
+          </w:tcPr>
+          <w:p>
+            <w:r/>
+            <w:r>
+              <w:rPr>
+                <w:b w:val="0"/>
+                <w:sz w:val="18"/>
+              </w:rPr>
+              <w:t>补充 Firefox/WebKit 冒烟，检查上传和下载行为</w:t>
+            </w:r>
+          </w:p>
+        </w:tc>
+      </w:tr>
+      <w:tr>
+        <w:tc>
+          <w:tcPr>
+            <w:tcW w:type="dxa" w:w="3264"/>
+            <w:vAlign w:val="center"/>
+          </w:tcPr>
+          <w:p>
+            <w:r/>
+            <w:r>
+              <w:rPr>
+                <w:b w:val="0"/>
+                <w:sz w:val="18"/>
+              </w:rPr>
+              <w:t>大文件上传性能</w:t>
+            </w:r>
+          </w:p>
+        </w:tc>
+        <w:tc>
+          <w:tcPr>
+            <w:tcW w:type="dxa" w:w="3264"/>
+            <w:vAlign w:val="center"/>
+          </w:tcPr>
+          <w:p>
+            <w:r/>
+            <w:r>
+              <w:rPr>
+                <w:b w:val="0"/>
+                <w:sz w:val="18"/>
+              </w:rPr>
+              <w:t>当前限制 10MB 并按 1MB 分片</w:t>
+            </w:r>
+          </w:p>
+        </w:tc>
+        <w:tc>
+          <w:tcPr>
+            <w:tcW w:type="dxa" w:w="3264"/>
+            <w:vAlign w:val="center"/>
+          </w:tcPr>
+          <w:p>
+            <w:r/>
+            <w:r>
+              <w:rPr>
+                <w:b w:val="0"/>
+                <w:sz w:val="18"/>
+              </w:rPr>
+              <w:t>增加更大文件和弱网环境压测，观察临时分片清理</w:t>
+            </w:r>
+          </w:p>
+        </w:tc>
+      </w:tr>
+      <w:tr>
+        <w:tc>
+          <w:tcPr>
+            <w:tcW w:type="dxa" w:w="3264"/>
+            <w:vAlign w:val="center"/>
+          </w:tcPr>
+          <w:p>
+            <w:r/>
+            <w:r>
+              <w:rPr>
+                <w:b w:val="0"/>
+                <w:sz w:val="18"/>
+              </w:rPr>
+              <w:t>权限配置误操作</w:t>
+            </w:r>
+          </w:p>
+        </w:tc>
+        <w:tc>
+          <w:tcPr>
+            <w:tcW w:type="dxa" w:w="3264"/>
+            <w:vAlign w:val="center"/>
+          </w:tcPr>
+          <w:p>
+            <w:r/>
+            <w:r>
+              <w:rPr>
+                <w:b w:val="0"/>
+                <w:sz w:val="18"/>
+              </w:rPr>
+              <w:t>管理员保护和权限矩阵测试</w:t>
+            </w:r>
+          </w:p>
+        </w:tc>
+        <w:tc>
+          <w:tcPr>
+            <w:tcW w:type="dxa" w:w="3264"/>
+            <w:vAlign w:val="center"/>
+          </w:tcPr>
+          <w:p>
+            <w:r/>
+            <w:r>
+              <w:rPr>
+                <w:b w:val="0"/>
+                <w:sz w:val="18"/>
+              </w:rPr>
+              <w:t>增加权限变更后的在线用户权限刷新测试</w:t>
+            </w:r>
+          </w:p>
+        </w:tc>
+      </w:tr>
+      <w:tr>
+        <w:tc>
+          <w:tcPr>
+            <w:tcW w:type="dxa" w:w="3264"/>
+            <w:vAlign w:val="center"/>
+          </w:tcPr>
+          <w:p>
+            <w:r/>
+            <w:r>
+              <w:rPr>
+                <w:b w:val="0"/>
+                <w:sz w:val="18"/>
+              </w:rPr>
+              <w:t>导出文件编码</w:t>
+            </w:r>
+          </w:p>
+        </w:tc>
+        <w:tc>
+          <w:tcPr>
+            <w:tcW w:type="dxa" w:w="3264"/>
+            <w:vAlign w:val="center"/>
+          </w:tcPr>
+          <w:p>
+            <w:r/>
+            <w:r>
+              <w:rPr>
+                <w:b w:val="0"/>
+                <w:sz w:val="18"/>
+              </w:rPr>
+              <w:t>CSV 使用 UTF-8 和转义</w:t>
+            </w:r>
+          </w:p>
+        </w:tc>
+        <w:tc>
+          <w:tcPr>
+            <w:tcW w:type="dxa" w:w="3264"/>
+            <w:vAlign w:val="center"/>
+          </w:tcPr>
+          <w:p>
+            <w:r/>
+            <w:r>
+              <w:rPr>
+                <w:b w:val="0"/>
+                <w:sz w:val="18"/>
+              </w:rPr>
+              <w:t>用 Excel/WPS 实际打开样例文件检查中文和公式前缀</w:t>
+            </w:r>
+          </w:p>
+        </w:tc>
+      </w:tr>
+    </w:tbl>
     <w:sectPr>
       <w:footerReference w:type="default" r:id="rId9"/>
       <w:pgSz w:w="12240" w:h="15840"/>
